--- a/pr-preview/pr-466/exploratory-descriptive-handout.docx
+++ b/pr-preview/pr-466/exploratory-descriptive-handout.docx
@@ -15,10 +15,10 @@
         <w:pStyle w:val="Date"/>
       </w:pPr>
       <w:r>
-        <w:t xml:space="preserve">Last modified: 2026-10-23 14:26:42 (PDT)</w:t>
+        <w:t xml:space="preserve">Last modified: 2026-10-23 16:12:35 (PDT)</w:t>
       </w:r>
     </w:p>
-    <w:bookmarkStart w:id="24" w:name="introduction"/>
+    <w:bookmarkStart w:id="27" w:name="introduction"/>
     <w:p>
       <w:pPr>
         <w:pStyle w:val="Heading2"/>
@@ -1912,7 +1912,7 @@
       </w:r>
     </w:p>
     <w:bookmarkEnd w:id="14"/>
-    <w:bookmarkStart w:id="23" w:name="sec-populations-samples"/>
+    <w:bookmarkStart w:id="26" w:name="sec-populations-samples"/>
     <w:p>
       <w:pPr>
         <w:pStyle w:val="Heading3"/>
@@ -2622,7 +2622,7 @@
         <w:t xml:space="preserve">or, when it has one, by its probability mass or density function.</w:t>
       </w:r>
     </w:p>
-    <w:bookmarkStart w:id="19" w:name="def-sample"/>
+    <w:bookmarkStart w:id="20" w:name="def-observation"/>
     <w:p>
       <w:pPr>
         <w:pStyle w:val="BodyText"/>
@@ -2632,7 +2632,156 @@
           <w:b/>
           <w:bCs/>
         </w:rPr>
-        <w:t xml:space="preserve">Definition 3 (Sample)</w:t>
+        <w:t xml:space="preserve">Definition 3 (Observation)</w:t>
+      </w:r>
+      <w:r>
+        <w:t xml:space="preserve"> </w:t>
+      </w:r>
+      <w:r>
+        <w:t xml:space="preserve">An</w:t>
+      </w:r>
+      <w:r>
+        <w:t xml:space="preserve"> </w:t>
+      </w:r>
+      <w:r>
+        <w:rPr>
+          <w:b/>
+          <w:bCs/>
+        </w:rPr>
+        <w:t xml:space="preserve">observation</w:t>
+      </w:r>
+      <w:r>
+        <w:t xml:space="preserve"> </w:t>
+      </w:r>
+      <w:r>
+        <w:t xml:space="preserve">is the set of values recorded for the variables</w:t>
+      </w:r>
+      <w:r>
+        <w:t xml:space="preserve"> </w:t>
+      </w:r>
+      <w:r>
+        <w:t xml:space="preserve">on one unit of a population (</w:t>
+      </w:r>
+      <w:hyperlink w:anchor="def-population">
+        <w:r>
+          <w:rPr>
+            <w:rStyle w:val="Hyperlink"/>
+          </w:rPr>
+          <w:t xml:space="preserve">Definition 1</w:t>
+        </w:r>
+      </w:hyperlink>
+      <w:r>
+        <w:t xml:space="preserve">).</w:t>
+      </w:r>
+      <w:r>
+        <w:t xml:space="preserve"> </w:t>
+      </w:r>
+      <w:r>
+        <w:t xml:space="preserve">Each recorded value is a</w:t>
+      </w:r>
+      <w:r>
+        <w:t xml:space="preserve"> </w:t>
+      </w:r>
+      <w:hyperlink r:id="rId19">
+        <w:r>
+          <w:rPr>
+            <w:rStyle w:val="Hyperlink"/>
+          </w:rPr>
+          <w:t xml:space="preserve">realization</w:t>
+        </w:r>
+      </w:hyperlink>
+      <w:r>
+        <w:t xml:space="preserve"> </w:t>
+      </w:r>
+      <w:r>
+        <w:t xml:space="preserve">of the corresponding variable.</w:t>
+      </w:r>
+    </w:p>
+    <w:bookmarkEnd w:id="20"/>
+    <w:bookmarkStart w:id="21" w:name="exm-observation-wcgs"/>
+    <w:p>
+      <w:pPr>
+        <w:pStyle w:val="BodyText"/>
+      </w:pPr>
+      <w:r>
+        <w:rPr>
+          <w:b/>
+          <w:bCs/>
+        </w:rPr>
+        <w:t xml:space="preserve">Example 1 (One observation in the WCGS)</w:t>
+      </w:r>
+      <w:r>
+        <w:t xml:space="preserve"> </w:t>
+      </w:r>
+      <w:r>
+        <w:t xml:space="preserve">Each row of the</w:t>
+      </w:r>
+      <w:r>
+        <w:t xml:space="preserve"> </w:t>
+      </w:r>
+      <w:r>
+        <w:rPr>
+          <w:rStyle w:val="VerbatimChar"/>
+        </w:rPr>
+        <w:t xml:space="preserve">wcgs</w:t>
+      </w:r>
+      <w:r>
+        <w:t xml:space="preserve"> </w:t>
+      </w:r>
+      <w:r>
+        <w:t xml:space="preserve">data frame is one</w:t>
+      </w:r>
+      <w:r>
+        <w:t xml:space="preserve"> </w:t>
+      </w:r>
+      <w:hyperlink w:anchor="def-observation">
+        <w:r>
+          <w:rPr>
+            <w:rStyle w:val="Hyperlink"/>
+          </w:rPr>
+          <w:t xml:space="preserve">observation</w:t>
+        </w:r>
+      </w:hyperlink>
+      <w:r>
+        <w:t xml:space="preserve">:</w:t>
+      </w:r>
+      <w:r>
+        <w:t xml:space="preserve"> </w:t>
+      </w:r>
+      <w:r>
+        <w:t xml:space="preserve">the values recorded for one participant.</w:t>
+      </w:r>
+      <w:r>
+        <w:t xml:space="preserve"> </w:t>
+      </w:r>
+      <w:r>
+        <w:t xml:space="preserve">The first participant’s observation has</w:t>
+      </w:r>
+      <w:r>
+        <w:t xml:space="preserve"> </w:t>
+      </w:r>
+      <w:r>
+        <w:t xml:space="preserve">age 50 years and</w:t>
+      </w:r>
+      <w:r>
+        <w:t xml:space="preserve"> </w:t>
+      </w:r>
+      <w:r>
+        <w:t xml:space="preserve">cholesterol 249 mg/dL.</w:t>
+      </w:r>
+    </w:p>
+    <w:bookmarkEnd w:id="21"/>
+    <w:bookmarkStart w:id="22" w:name="def-sample"/>
+    <w:p>
+      <w:pPr>
+        <w:pStyle w:val="BodyText"/>
+      </w:pPr>
+      <w:r>
+        <w:rPr>
+          <w:b/>
+          <w:bCs/>
+        </w:rPr>
+        <w:t xml:space="preserve">Definition 4 (Sample)</w:t>
       </w:r>
       <w:r>
         <w:t xml:space="preserve"> </w:t>
@@ -2749,8 +2898,8 @@
         <w:t xml:space="preserve">).</w:t>
       </w:r>
     </w:p>
-    <w:bookmarkEnd w:id="19"/>
-    <w:bookmarkStart w:id="21" w:name="def-random-sample"/>
+    <w:bookmarkEnd w:id="22"/>
+    <w:bookmarkStart w:id="24" w:name="def-random-sample"/>
     <w:p>
       <w:pPr>
         <w:pStyle w:val="BodyText"/>
@@ -2760,7 +2909,7 @@
           <w:b/>
           <w:bCs/>
         </w:rPr>
-        <w:t xml:space="preserve">Definition 4 (Random sample)</w:t>
+        <w:t xml:space="preserve">Definition 5 (Random sample)</w:t>
       </w:r>
       <w:r>
         <w:t xml:space="preserve"> </w:t>
@@ -2773,7 +2922,7 @@
           <w:rPr>
             <w:rStyle w:val="Hyperlink"/>
           </w:rPr>
-          <w:t xml:space="preserve">Definition 3</w:t>
+          <w:t xml:space="preserve">Definition 4</w:t>
         </w:r>
       </w:hyperlink>
       <w:r>
@@ -2804,7 +2953,7 @@
       <w:r>
         <w:t xml:space="preserve"> </w:t>
       </w:r>
-      <w:hyperlink r:id="rId20">
+      <w:hyperlink r:id="rId23">
         <w:r>
           <w:rPr>
             <w:rStyle w:val="Hyperlink"/>
@@ -2949,7 +3098,7 @@
         <w:t xml:space="preserve">.</w:t>
       </w:r>
     </w:p>
-    <w:bookmarkEnd w:id="21"/>
+    <w:bookmarkEnd w:id="24"/>
     <w:p>
       <w:pPr>
         <w:pStyle w:val="BodyText"/>
@@ -2992,7 +3141,7 @@
         <w:t xml:space="preserve">approximates one.</w:t>
       </w:r>
     </w:p>
-    <w:bookmarkStart w:id="22" w:name="exm-population-sample-wcgs"/>
+    <w:bookmarkStart w:id="25" w:name="exm-population-sample-wcgs"/>
     <w:p>
       <w:pPr>
         <w:pStyle w:val="BodyText"/>
@@ -3002,7 +3151,7 @@
           <w:b/>
           <w:bCs/>
         </w:rPr>
-        <w:t xml:space="preserve">Example 1 (Population and sample in the WCGS)</w:t>
+        <w:t xml:space="preserve">Example 2 (Population and sample in the WCGS)</w:t>
       </w:r>
       <w:r>
         <w:t xml:space="preserve"> </w:t>
@@ -3070,7 +3219,7 @@
           <w:rPr>
             <w:rStyle w:val="Hyperlink"/>
           </w:rPr>
-          <w:t xml:space="preserve">Definition 3</w:t>
+          <w:t xml:space="preserve">Definition 4</w:t>
         </w:r>
       </w:hyperlink>
       <w:r>
@@ -3099,7 +3248,7 @@
           <w:rPr>
             <w:rStyle w:val="Hyperlink"/>
           </w:rPr>
-          <w:t xml:space="preserve">Definition 4</w:t>
+          <w:t xml:space="preserve">Definition 5</w:t>
         </w:r>
       </w:hyperlink>
       <w:r>
@@ -3130,10 +3279,10 @@
         <w:t xml:space="preserve">only to the extent that the volunteers resemble the rest of the population.</w:t>
       </w:r>
     </w:p>
-    <w:bookmarkEnd w:id="22"/>
-    <w:bookmarkEnd w:id="23"/>
-    <w:bookmarkEnd w:id="24"/>
-    <w:bookmarkStart w:id="48" w:name="summarizing-a-single-variable"/>
+    <w:bookmarkEnd w:id="25"/>
+    <w:bookmarkEnd w:id="26"/>
+    <w:bookmarkEnd w:id="27"/>
+    <w:bookmarkStart w:id="53" w:name="summarizing-a-single-variable"/>
     <w:p>
       <w:pPr>
         <w:pStyle w:val="Heading2"/>
@@ -3142,7 +3291,7 @@
         <w:t xml:space="preserve">2 Summarizing a single variable</w:t>
       </w:r>
     </w:p>
-    <w:bookmarkStart w:id="30" w:name="measures-of-center"/>
+    <w:bookmarkStart w:id="35" w:name="measures-of-center"/>
     <w:p>
       <w:pPr>
         <w:pStyle w:val="Heading3"/>
@@ -3151,7 +3300,7 @@
         <w:t xml:space="preserve">2.1 Measures of center</w:t>
       </w:r>
     </w:p>
-    <w:bookmarkStart w:id="25" w:name="def-sample-mean"/>
+    <w:bookmarkStart w:id="28" w:name="def-sample-mean"/>
     <w:p>
       <w:pPr>
         <w:pStyle w:val="FirstParagraph"/>
@@ -3161,7 +3310,7 @@
           <w:b/>
           <w:bCs/>
         </w:rPr>
-        <w:t xml:space="preserve">Definition 5 (Sample mean)</w:t>
+        <w:t xml:space="preserve">Definition 6 (Sample mean)</w:t>
       </w:r>
       <w:r>
         <w:t xml:space="preserve"> </w:t>
@@ -3350,8 +3499,8 @@
         </m:oMath>
       </m:oMathPara>
     </w:p>
-    <w:bookmarkEnd w:id="25"/>
-    <w:bookmarkStart w:id="26" w:name="exm-sample-mean"/>
+    <w:bookmarkEnd w:id="28"/>
+    <w:bookmarkStart w:id="29" w:name="exm-sample-mean"/>
     <w:p>
       <w:pPr>
         <w:pStyle w:val="FirstParagraph"/>
@@ -3361,7 +3510,7 @@
           <w:b/>
           <w:bCs/>
         </w:rPr>
-        <w:t xml:space="preserve">Example 2 (Sample mean cholesterol in the WCGS)</w:t>
+        <w:t xml:space="preserve">Example 3 (Sample mean cholesterol in the WCGS)</w:t>
       </w:r>
       <w:r>
         <w:t xml:space="preserve"> </w:t>
@@ -3459,8 +3608,8 @@
         <w:t xml:space="preserve">#&gt; [1] 226.372</w:t>
       </w:r>
     </w:p>
-    <w:bookmarkEnd w:id="26"/>
-    <w:bookmarkStart w:id="28" w:name="def-sample-median"/>
+    <w:bookmarkEnd w:id="29"/>
+    <w:bookmarkStart w:id="31" w:name="exm-sample-vs-population-mean"/>
     <w:p>
       <w:pPr>
         <w:pStyle w:val="FirstParagraph"/>
@@ -3470,7 +3619,7 @@
           <w:b/>
           <w:bCs/>
         </w:rPr>
-        <w:t xml:space="preserve">Definition 6 (Sample median)</w:t>
+        <w:t xml:space="preserve">Example 4 (Sample mean versus population mean of cholesterol)</w:t>
       </w:r>
       <w:r>
         <w:t xml:space="preserve"> </w:t>
@@ -3481,11 +3630,178 @@
       <w:r>
         <w:t xml:space="preserve"> </w:t>
       </w:r>
+      <w:hyperlink r:id="rId30">
+        <w:r>
+          <w:rPr>
+            <w:rStyle w:val="Hyperlink"/>
+          </w:rPr>
+          <w:t xml:space="preserve">population mean</w:t>
+        </w:r>
+      </w:hyperlink>
+      <w:r>
+        <w:t xml:space="preserve"> </w:t>
+      </w:r>
+      <w:r>
+        <w:t xml:space="preserve">of cholesterol</w:t>
+      </w:r>
+      <w:r>
+        <w:t xml:space="preserve"> </w:t>
+      </w:r>
+      <w:r>
+        <w:t xml:space="preserve">is the</w:t>
+      </w:r>
+      <w:r>
+        <w:t xml:space="preserve"> </w:t>
+      </w:r>
+      <w:hyperlink r:id="rId30">
+        <w:r>
+          <w:rPr>
+            <w:rStyle w:val="Hyperlink"/>
+          </w:rPr>
+          <w:t xml:space="preserve">expectation</w:t>
+        </w:r>
+      </w:hyperlink>
+      <w:r>
+        <w:t xml:space="preserve"> </w:t>
+      </w:r>
+      <w:r>
+        <w:t xml:space="preserve">of the population distribution (</w:t>
+      </w:r>
+      <w:hyperlink w:anchor="def-population-distribution">
+        <w:r>
+          <w:rPr>
+            <w:rStyle w:val="Hyperlink"/>
+          </w:rPr>
+          <w:t xml:space="preserve">Definition 2</w:t>
+        </w:r>
+      </w:hyperlink>
+      <w:r>
+        <w:t xml:space="preserve">).</w:t>
+      </w:r>
+      <w:r>
+        <w:t xml:space="preserve"> </w:t>
+      </w:r>
+      <w:r>
+        <w:t xml:space="preserve">It is a fixed number that we do not know.</w:t>
+      </w:r>
+      <w:r>
+        <w:t xml:space="preserve"> </w:t>
+      </w:r>
+      <w:r>
+        <w:t xml:space="preserve">The sample mean (</w:t>
+      </w:r>
+      <w:hyperlink w:anchor="def-sample-mean">
+        <w:r>
+          <w:rPr>
+            <w:rStyle w:val="Hyperlink"/>
+          </w:rPr>
+          <w:t xml:space="preserve">Definition 6</w:t>
+        </w:r>
+      </w:hyperlink>
+      <w:r>
+        <w:t xml:space="preserve">) of the</w:t>
+      </w:r>
+      <w:r>
+        <w:t xml:space="preserve"> </w:t>
+      </w:r>
+      <w:r>
+        <w:rPr>
+          <w:rStyle w:val="VerbatimChar"/>
+        </w:rPr>
+        <w:t xml:space="preserve">wcgs</w:t>
+      </w:r>
+      <w:r>
+        <w:t xml:space="preserve"> </w:t>
+      </w:r>
+      <w:r>
+        <w:t xml:space="preserve">data,</w:t>
+      </w:r>
+      <w:r>
+        <w:t xml:space="preserve"> </w:t>
+      </w:r>
+      <w:r>
+        <w:t xml:space="preserve">226.4 mg/dL,</w:t>
+      </w:r>
+      <w:r>
+        <w:t xml:space="preserve"> </w:t>
+      </w:r>
+      <w:r>
+        <w:t xml:space="preserve">is computed from the observed data.</w:t>
+      </w:r>
+      <w:r>
+        <w:t xml:space="preserve"> </w:t>
+      </w:r>
+      <w:r>
+        <w:t xml:space="preserve">A different</w:t>
+      </w:r>
+      <w:r>
+        <w:t xml:space="preserve"> </w:t>
+      </w:r>
+      <w:hyperlink w:anchor="def-sample">
+        <w:r>
+          <w:rPr>
+            <w:rStyle w:val="Hyperlink"/>
+          </w:rPr>
+          <w:t xml:space="preserve">sample</w:t>
+        </w:r>
+      </w:hyperlink>
+      <w:r>
+        <w:t xml:space="preserve"> </w:t>
+      </w:r>
+      <w:r>
+        <w:t xml:space="preserve">from the same</w:t>
+      </w:r>
+      <w:r>
+        <w:t xml:space="preserve"> </w:t>
+      </w:r>
+      <w:hyperlink w:anchor="def-population">
+        <w:r>
+          <w:rPr>
+            <w:rStyle w:val="Hyperlink"/>
+          </w:rPr>
+          <w:t xml:space="preserve">population</w:t>
+        </w:r>
+      </w:hyperlink>
+      <w:r>
+        <w:t xml:space="preserve"> </w:t>
+      </w:r>
+      <w:r>
+        <w:t xml:space="preserve">would give a different sample mean,</w:t>
+      </w:r>
+      <w:r>
+        <w:t xml:space="preserve"> </w:t>
+      </w:r>
+      <w:r>
+        <w:t xml:space="preserve">while the population mean would not change.</w:t>
+      </w:r>
+    </w:p>
+    <w:bookmarkEnd w:id="31"/>
+    <w:bookmarkStart w:id="33" w:name="def-sample-median"/>
+    <w:p>
+      <w:pPr>
+        <w:pStyle w:val="BodyText"/>
+      </w:pPr>
       <w:r>
         <w:rPr>
           <w:b/>
           <w:bCs/>
         </w:rPr>
+        <w:t xml:space="preserve">Definition 7 (Sample median)</w:t>
+      </w:r>
+      <w:r>
+        <w:t xml:space="preserve"> </w:t>
+      </w:r>
+      <w:r>
+        <w:t xml:space="preserve">The</w:t>
+      </w:r>
+      <w:r>
+        <w:t xml:space="preserve"> </w:t>
+      </w:r>
+      <w:r>
+        <w:rPr>
+          <w:b/>
+          <w:bCs/>
+        </w:rPr>
         <w:t xml:space="preserve">sample median</w:t>
       </w:r>
       <w:r>
@@ -3509,7 +3825,7 @@
       <w:r>
         <w:t xml:space="preserve"> </w:t>
       </w:r>
-      <w:hyperlink r:id="rId27">
+      <w:hyperlink r:id="rId32">
         <w:r>
           <w:rPr>
             <w:rStyle w:val="Hyperlink"/>
@@ -3843,8 +4159,8 @@
         <w:t xml:space="preserve">.</w:t>
       </w:r>
     </w:p>
-    <w:bookmarkEnd w:id="28"/>
-    <w:bookmarkStart w:id="29" w:name="exm-sample-median"/>
+    <w:bookmarkEnd w:id="33"/>
+    <w:bookmarkStart w:id="34" w:name="exm-sample-median"/>
     <w:p>
       <w:pPr>
         <w:pStyle w:val="BodyText"/>
@@ -3854,7 +4170,7 @@
           <w:b/>
           <w:bCs/>
         </w:rPr>
-        <w:t xml:space="preserve">Example 3 (Median cholesterol in the WCGS)</w:t>
+        <w:t xml:space="preserve">Example 5 (Median cholesterol in the WCGS)</w:t>
       </w:r>
       <w:r>
         <w:t xml:space="preserve"> </w:t>
@@ -3943,7 +4259,7 @@
           <w:rPr>
             <w:rStyle w:val="Hyperlink"/>
           </w:rPr>
-          <w:t xml:space="preserve">Example 2</w:t>
+          <w:t xml:space="preserve">Example 3</w:t>
         </w:r>
       </w:hyperlink>
       <w:r>
@@ -3980,9 +4296,9 @@
         <w:t xml:space="preserve">A median is less sensitive to extreme values than a sample mean.</w:t>
       </w:r>
     </w:p>
-    <w:bookmarkEnd w:id="29"/>
-    <w:bookmarkEnd w:id="30"/>
-    <w:bookmarkStart w:id="41" w:name="measures-of-spread"/>
+    <w:bookmarkEnd w:id="34"/>
+    <w:bookmarkEnd w:id="35"/>
+    <w:bookmarkStart w:id="46" w:name="measures-of-spread"/>
     <w:p>
       <w:pPr>
         <w:pStyle w:val="Heading3"/>
@@ -3991,7 +4307,7 @@
         <w:t xml:space="preserve">2.2 Measures of spread</w:t>
       </w:r>
     </w:p>
-    <w:bookmarkStart w:id="31" w:name="def-sample-variance"/>
+    <w:bookmarkStart w:id="36" w:name="def-sample-variance"/>
     <w:p>
       <w:pPr>
         <w:pStyle w:val="FirstParagraph"/>
@@ -4001,7 +4317,7 @@
           <w:b/>
           <w:bCs/>
         </w:rPr>
-        <w:t xml:space="preserve">Definition 7 (Sample variance)</w:t>
+        <w:t xml:space="preserve">Definition 8 (Sample variance)</w:t>
       </w:r>
       <w:r>
         <w:t xml:space="preserve"> </w:t>
@@ -4211,8 +4527,8 @@
         <w:t xml:space="preserve">.</w:t>
       </w:r>
     </w:p>
-    <w:bookmarkEnd w:id="31"/>
-    <w:bookmarkStart w:id="32" w:name="def-sample-sd"/>
+    <w:bookmarkEnd w:id="36"/>
+    <w:bookmarkStart w:id="37" w:name="def-sample-sd"/>
     <w:p>
       <w:pPr>
         <w:pStyle w:val="BodyText"/>
@@ -4222,7 +4538,7 @@
           <w:b/>
           <w:bCs/>
         </w:rPr>
-        <w:t xml:space="preserve">Definition 8 (Sample standard deviation)</w:t>
+        <w:t xml:space="preserve">Definition 9 (Sample standard deviation)</w:t>
       </w:r>
       <w:r>
         <w:t xml:space="preserve"> </w:t>
@@ -4332,8 +4648,8 @@
         <w:t xml:space="preserve">.</w:t>
       </w:r>
     </w:p>
-    <w:bookmarkEnd w:id="32"/>
-    <w:bookmarkStart w:id="33" w:name="rem-sd-units"/>
+    <w:bookmarkEnd w:id="37"/>
+    <w:bookmarkStart w:id="38" w:name="rem-sd-units"/>
     <w:p>
       <w:pPr>
         <w:pStyle w:val="BodyText"/>
@@ -4364,8 +4680,8 @@
         <w:t xml:space="preserve">whose units are squared.</w:t>
       </w:r>
     </w:p>
-    <w:bookmarkEnd w:id="33"/>
-    <w:bookmarkStart w:id="34" w:name="exm-sample-sd"/>
+    <w:bookmarkEnd w:id="38"/>
+    <w:bookmarkStart w:id="39" w:name="exm-sample-sd"/>
     <w:p>
       <w:pPr>
         <w:pStyle w:val="BodyText"/>
@@ -4375,7 +4691,7 @@
           <w:b/>
           <w:bCs/>
         </w:rPr>
-        <w:t xml:space="preserve">Example 4 (Variance and standard deviation of cholesterol in the WCGS)</w:t>
+        <w:t xml:space="preserve">Example 6 (Variance and standard deviation of cholesterol in the WCGS)</w:t>
       </w:r>
       <w:r>
         <w:t xml:space="preserve"> </w:t>
@@ -4535,8 +4851,8 @@
         <w:t xml:space="preserve">like the cholesterol values themselves.</w:t>
       </w:r>
     </w:p>
-    <w:bookmarkEnd w:id="34"/>
-    <w:bookmarkStart w:id="36" w:name="def-quartiles"/>
+    <w:bookmarkEnd w:id="39"/>
+    <w:bookmarkStart w:id="41" w:name="def-quartiles"/>
     <w:p>
       <w:pPr>
         <w:pStyle w:val="BodyText"/>
@@ -4546,7 +4862,7 @@
           <w:b/>
           <w:bCs/>
         </w:rPr>
-        <w:t xml:space="preserve">Definition 9 (Quartiles (first quartile, third quartile, 25th percentile, 75th percentile))</w:t>
+        <w:t xml:space="preserve">Definition 10 (Quartiles (first quartile, third quartile, 25th percentile, 75th percentile))</w:t>
       </w:r>
       <w:r>
         <w:t xml:space="preserve"> </w:t>
@@ -4645,7 +4961,7 @@
       <w:r>
         <w:t xml:space="preserve">(</w:t>
       </w:r>
-      <w:hyperlink r:id="rId35">
+      <w:hyperlink r:id="rId40">
         <w:r>
           <w:rPr>
             <w:rStyle w:val="Hyperlink"/>
@@ -4712,8 +5028,8 @@
         <w:t xml:space="preserve">.</w:t>
       </w:r>
     </w:p>
-    <w:bookmarkEnd w:id="36"/>
-    <w:bookmarkStart w:id="38" w:name="rem-quartile-software"/>
+    <w:bookmarkEnd w:id="41"/>
+    <w:bookmarkStart w:id="43" w:name="rem-quartile-software"/>
     <w:p>
       <w:pPr>
         <w:pStyle w:val="BodyText"/>
@@ -4781,7 +5097,7 @@
       <w:r>
         <w:t xml:space="preserve">(</w:t>
       </w:r>
-      <w:hyperlink r:id="rId37">
+      <w:hyperlink r:id="rId42">
         <w:r>
           <w:rPr>
             <w:rStyle w:val="Hyperlink"/>
@@ -4832,8 +5148,8 @@
         <w:t xml:space="preserve">, interpolates.</w:t>
       </w:r>
     </w:p>
-    <w:bookmarkEnd w:id="38"/>
-    <w:bookmarkStart w:id="39" w:name="def-IQR"/>
+    <w:bookmarkEnd w:id="43"/>
+    <w:bookmarkStart w:id="44" w:name="def-IQR"/>
     <w:p>
       <w:pPr>
         <w:pStyle w:val="BodyText"/>
@@ -4843,7 +5159,7 @@
           <w:b/>
           <w:bCs/>
         </w:rPr>
-        <w:t xml:space="preserve">Definition 10 (Interquartile range)</w:t>
+        <w:t xml:space="preserve">Definition 11 (Interquartile range)</w:t>
       </w:r>
       <w:r>
         <w:t xml:space="preserve"> </w:t>
@@ -4973,8 +5289,8 @@
         <w:t xml:space="preserve">.</w:t>
       </w:r>
     </w:p>
-    <w:bookmarkEnd w:id="39"/>
-    <w:bookmarkStart w:id="40" w:name="exm-IQR"/>
+    <w:bookmarkEnd w:id="44"/>
+    <w:bookmarkStart w:id="45" w:name="exm-IQR"/>
     <w:p>
       <w:pPr>
         <w:pStyle w:val="BodyText"/>
@@ -4984,7 +5300,7 @@
           <w:b/>
           <w:bCs/>
         </w:rPr>
-        <w:t xml:space="preserve">Example 5 (Quartiles and IQR of cholesterol in the WCGS)</w:t>
+        <w:t xml:space="preserve">Example 7 (Quartiles and IQR of cholesterol in the WCGS)</w:t>
       </w:r>
       <w:r>
         <w:t xml:space="preserve"> </w:t>
@@ -5246,9 +5562,9 @@
         <w:t xml:space="preserve">so it is less sensitive to outliers than the standard deviation.</w:t>
       </w:r>
     </w:p>
-    <w:bookmarkEnd w:id="40"/>
-    <w:bookmarkEnd w:id="41"/>
-    <w:bookmarkStart w:id="43" w:name="summary-statistics-in-r"/>
+    <w:bookmarkEnd w:id="45"/>
+    <w:bookmarkEnd w:id="46"/>
+    <w:bookmarkStart w:id="48" w:name="summary-statistics-in-r"/>
     <w:p>
       <w:pPr>
         <w:pStyle w:val="Heading3"/>
@@ -5314,7 +5630,7 @@
           <w:rPr>
             <w:rStyle w:val="Hyperlink"/>
           </w:rPr>
-          <w:t xml:space="preserve">Definition 9</w:t>
+          <w:t xml:space="preserve">Definition 10</w:t>
         </w:r>
       </w:hyperlink>
       <w:r>
@@ -5415,7 +5731,7 @@
       <w:tr>
         <w:tc>
           <w:tcPr/>
-          <w:bookmarkStart w:id="42" w:name="tbl-wcgs-summary-continuous"/>
+          <w:bookmarkStart w:id="47" w:name="tbl-wcgs-summary-continuous"/>
           <w:p>
             <w:pPr>
               <w:jc w:val="center"/>
@@ -6142,12 +6458,12 @@
               </w:tc>
             </w:tr>
           </w:tbl>
-          <w:bookmarkEnd w:id="42"/>
+          <w:bookmarkEnd w:id="47"/>
         </w:tc>
       </w:tr>
     </w:tbl>
-    <w:bookmarkEnd w:id="43"/>
-    <w:bookmarkStart w:id="47" w:name="binary-and-categorical-variables"/>
+    <w:bookmarkEnd w:id="48"/>
+    <w:bookmarkStart w:id="52" w:name="binary-and-categorical-variables"/>
     <w:p>
       <w:pPr>
         <w:pStyle w:val="Heading3"/>
@@ -6156,7 +6472,7 @@
         <w:t xml:space="preserve">2.4 Binary and categorical variables</w:t>
       </w:r>
     </w:p>
-    <w:bookmarkStart w:id="44" w:name="def-sample-proportion"/>
+    <w:bookmarkStart w:id="49" w:name="def-sample-proportion"/>
     <w:p>
       <w:pPr>
         <w:pStyle w:val="FirstParagraph"/>
@@ -6166,7 +6482,7 @@
           <w:b/>
           <w:bCs/>
         </w:rPr>
-        <w:t xml:space="preserve">Definition 11 (Sample proportion)</w:t>
+        <w:t xml:space="preserve">Definition 12 (Sample proportion)</w:t>
       </w:r>
       <w:r>
         <w:t xml:space="preserve"> </w:t>
@@ -6295,8 +6611,8 @@
         <w:t xml:space="preserve">is the number of observations.</w:t>
       </w:r>
     </w:p>
-    <w:bookmarkEnd w:id="44"/>
-    <w:bookmarkStart w:id="45" w:name="exm-sample-proportion"/>
+    <w:bookmarkEnd w:id="49"/>
+    <w:bookmarkStart w:id="50" w:name="exm-sample-proportion"/>
     <w:p>
       <w:pPr>
         <w:pStyle w:val="BodyText"/>
@@ -6306,7 +6622,7 @@
           <w:b/>
           <w:bCs/>
         </w:rPr>
-        <w:t xml:space="preserve">Example 6 (Proportion of WCGS participants with a CHD event)</w:t>
+        <w:t xml:space="preserve">Example 8 (Proportion of WCGS participants with a CHD event)</w:t>
       </w:r>
       <w:r>
         <w:t xml:space="preserve"> </w:t>
@@ -6457,7 +6773,7 @@
         <w:t xml:space="preserve">0.081.</w:t>
       </w:r>
     </w:p>
-    <w:bookmarkEnd w:id="45"/>
+    <w:bookmarkEnd w:id="50"/>
     <w:p>
       <w:pPr>
         <w:pStyle w:val="BodyText"/>
@@ -6508,7 +6824,7 @@
       <w:tr>
         <w:tc>
           <w:tcPr/>
-          <w:bookmarkStart w:id="46" w:name="tbl-wcgs-summary-cat"/>
+          <w:bookmarkStart w:id="51" w:name="tbl-wcgs-summary-cat"/>
           <w:p>
             <w:pPr>
               <w:jc w:val="center"/>
@@ -7503,7 +7819,7 @@
               </w:tc>
             </w:tr>
           </w:tbl>
-          <w:bookmarkEnd w:id="46"/>
+          <w:bookmarkEnd w:id="51"/>
         </w:tc>
       </w:tr>
     </w:tbl>
@@ -7543,9 +7859,9 @@
         <w:t xml:space="preserve">covers measures of location and dispersion.</w:t>
       </w:r>
     </w:p>
-    <w:bookmarkEnd w:id="47"/>
-    <w:bookmarkEnd w:id="48"/>
-    <w:bookmarkStart w:id="82" w:name="graphical-methods"/>
+    <w:bookmarkEnd w:id="52"/>
+    <w:bookmarkEnd w:id="53"/>
+    <w:bookmarkStart w:id="87" w:name="graphical-methods"/>
     <w:p>
       <w:pPr>
         <w:pStyle w:val="Heading2"/>
@@ -7580,7 +7896,7 @@
         <w:t xml:space="preserve">Different types of graph suit different types of variable.</w:t>
       </w:r>
     </w:p>
-    <w:bookmarkStart w:id="55" w:name="histograms"/>
+    <w:bookmarkStart w:id="60" w:name="histograms"/>
     <w:p>
       <w:pPr>
         <w:pStyle w:val="Heading3"/>
@@ -7589,7 +7905,7 @@
         <w:t xml:space="preserve">3.1 Histograms</w:t>
       </w:r>
     </w:p>
-    <w:bookmarkStart w:id="49" w:name="def-histogram"/>
+    <w:bookmarkStart w:id="54" w:name="def-histogram"/>
     <w:p>
       <w:pPr>
         <w:pStyle w:val="FirstParagraph"/>
@@ -7599,7 +7915,7 @@
           <w:b/>
           <w:bCs/>
         </w:rPr>
-        <w:t xml:space="preserve">Definition 12 (Histogram)</w:t>
+        <w:t xml:space="preserve">Definition 13 (Histogram)</w:t>
       </w:r>
       <w:r>
         <w:t xml:space="preserve"> </w:t>
@@ -7659,8 +7975,8 @@
         <w:t xml:space="preserve">.</w:t>
       </w:r>
     </w:p>
-    <w:bookmarkEnd w:id="49"/>
-    <w:bookmarkStart w:id="50" w:name="def-bin"/>
+    <w:bookmarkEnd w:id="54"/>
+    <w:bookmarkStart w:id="55" w:name="def-bin"/>
     <w:p>
       <w:pPr>
         <w:pStyle w:val="BodyText"/>
@@ -7670,7 +7986,7 @@
           <w:b/>
           <w:bCs/>
         </w:rPr>
-        <w:t xml:space="preserve">Definition 13 (Bin)</w:t>
+        <w:t xml:space="preserve">Definition 14 (Bin)</w:t>
       </w:r>
       <w:r>
         <w:t xml:space="preserve"> </w:t>
@@ -7695,7 +8011,7 @@
         <w:t xml:space="preserve">of a histogram is one of its intervals.</w:t>
       </w:r>
     </w:p>
-    <w:bookmarkEnd w:id="50"/>
+    <w:bookmarkEnd w:id="55"/>
     <w:tbl>
       <w:tblPr>
         <w:tblStyle w:val="Table"/>
@@ -7709,7 +8025,7 @@
       <w:tr>
         <w:tc>
           <w:tcPr/>
-          <w:bookmarkStart w:id="54" w:name="fig-hist-chol"/>
+          <w:bookmarkStart w:id="59" w:name="fig-hist-chol"/>
           <w:p>
             <w:pPr>
               <w:pStyle w:val="SourceCode"/>
@@ -7995,18 +8311,18 @@
                 <wp:inline>
                   <wp:extent cx="4620126" cy="3696101"/>
                   <wp:effectExtent b="0" l="0" r="0" t="0"/>
-                  <wp:docPr descr="" title="" id="52" name="Picture"/>
+                  <wp:docPr descr="" title="" id="57" name="Picture"/>
                   <a:graphic>
                     <a:graphicData uri="http://schemas.openxmlformats.org/drawingml/2006/picture">
                       <pic:pic>
                         <pic:nvPicPr>
-                          <pic:cNvPr descr="exploratory-descriptive_files/figure-docx/unnamed-chunk-8-1.png" id="53" name="Picture"/>
+                          <pic:cNvPr descr="exploratory-descriptive_files/figure-docx/unnamed-chunk-8-1.png" id="58" name="Picture"/>
                           <pic:cNvPicPr>
                             <a:picLocks noChangeArrowheads="1" noChangeAspect="1"/>
                           </pic:cNvPicPr>
                         </pic:nvPicPr>
                         <pic:blipFill>
-                          <a:blip r:embed="rId51"/>
+                          <a:blip r:embed="rId56"/>
                           <a:stretch>
                             <a:fillRect/>
                           </a:stretch>
@@ -8046,7 +8362,7 @@
               <w:t xml:space="preserve">Figure 1: Histogram of total cholesterol in the WCGS dataset</w:t>
             </w:r>
           </w:p>
-          <w:bookmarkEnd w:id="54"/>
+          <w:bookmarkEnd w:id="59"/>
         </w:tc>
       </w:tr>
     </w:tbl>
@@ -8093,8 +8409,8 @@
         <w:t xml:space="preserve">but the largest value is 645 mg/dL.</w:t>
       </w:r>
     </w:p>
-    <w:bookmarkEnd w:id="55"/>
-    <w:bookmarkStart w:id="61" w:name="density-plots"/>
+    <w:bookmarkEnd w:id="60"/>
+    <w:bookmarkStart w:id="66" w:name="density-plots"/>
     <w:p>
       <w:pPr>
         <w:pStyle w:val="Heading3"/>
@@ -8103,7 +8419,7 @@
         <w:t xml:space="preserve">3.2 Density plots</w:t>
       </w:r>
     </w:p>
-    <w:bookmarkStart w:id="56" w:name="def-density-plot"/>
+    <w:bookmarkStart w:id="61" w:name="def-density-plot"/>
     <w:p>
       <w:pPr>
         <w:pStyle w:val="FirstParagraph"/>
@@ -8113,7 +8429,7 @@
           <w:b/>
           <w:bCs/>
         </w:rPr>
-        <w:t xml:space="preserve">Definition 14 (Density plot)</w:t>
+        <w:t xml:space="preserve">Definition 15 (Density plot)</w:t>
       </w:r>
       <w:r>
         <w:t xml:space="preserve"> </w:t>
@@ -8167,7 +8483,7 @@
         <w:t xml:space="preserve">.</w:t>
       </w:r>
     </w:p>
-    <w:bookmarkEnd w:id="56"/>
+    <w:bookmarkEnd w:id="61"/>
     <w:tbl>
       <w:tblPr>
         <w:tblStyle w:val="Table"/>
@@ -8181,7 +8497,7 @@
       <w:tr>
         <w:tc>
           <w:tcPr/>
-          <w:bookmarkStart w:id="60" w:name="fig-density-chol"/>
+          <w:bookmarkStart w:id="65" w:name="fig-density-chol"/>
           <w:p>
             <w:pPr>
               <w:pStyle w:val="SourceCode"/>
@@ -8443,18 +8759,18 @@
                 <wp:inline>
                   <wp:extent cx="4620126" cy="3696101"/>
                   <wp:effectExtent b="0" l="0" r="0" t="0"/>
-                  <wp:docPr descr="" title="" id="58" name="Picture"/>
+                  <wp:docPr descr="" title="" id="63" name="Picture"/>
                   <a:graphic>
                     <a:graphicData uri="http://schemas.openxmlformats.org/drawingml/2006/picture">
                       <pic:pic>
                         <pic:nvPicPr>
-                          <pic:cNvPr descr="exploratory-descriptive_files/figure-docx/unnamed-chunk-9-1.png" id="59" name="Picture"/>
+                          <pic:cNvPr descr="exploratory-descriptive_files/figure-docx/unnamed-chunk-9-1.png" id="64" name="Picture"/>
                           <pic:cNvPicPr>
                             <a:picLocks noChangeArrowheads="1" noChangeAspect="1"/>
                           </pic:cNvPicPr>
                         </pic:nvPicPr>
                         <pic:blipFill>
-                          <a:blip r:embed="rId57"/>
+                          <a:blip r:embed="rId62"/>
                           <a:stretch>
                             <a:fillRect/>
                           </a:stretch>
@@ -8494,12 +8810,12 @@
               <w:t xml:space="preserve">Figure 2: Density plot of total cholesterol in the WCGS dataset</w:t>
             </w:r>
           </w:p>
-          <w:bookmarkEnd w:id="60"/>
+          <w:bookmarkEnd w:id="65"/>
         </w:tc>
       </w:tr>
     </w:tbl>
-    <w:bookmarkEnd w:id="61"/>
-    <w:bookmarkStart w:id="69" w:name="box-plots"/>
+    <w:bookmarkEnd w:id="66"/>
+    <w:bookmarkStart w:id="74" w:name="box-plots"/>
     <w:p>
       <w:pPr>
         <w:pStyle w:val="Heading3"/>
@@ -8508,7 +8824,7 @@
         <w:t xml:space="preserve">3.3 Box plots</w:t>
       </w:r>
     </w:p>
-    <w:bookmarkStart w:id="63" w:name="def-boxplot"/>
+    <w:bookmarkStart w:id="68" w:name="def-boxplot"/>
     <w:p>
       <w:pPr>
         <w:pStyle w:val="FirstParagraph"/>
@@ -8518,7 +8834,7 @@
           <w:b/>
           <w:bCs/>
         </w:rPr>
-        <w:t xml:space="preserve">Definition 15 (Box plot (box-and-whisker plot))</w:t>
+        <w:t xml:space="preserve">Definition 16 (Box plot (box-and-whisker plot))</w:t>
       </w:r>
       <w:r>
         <w:t xml:space="preserve"> </w:t>
@@ -8564,7 +8880,7 @@
       <w:r>
         <w:t xml:space="preserve"> </w:t>
       </w:r>
-      <w:hyperlink r:id="rId62">
+      <w:hyperlink r:id="rId67">
         <w:r>
           <w:rPr>
             <w:rStyle w:val="Hyperlink"/>
@@ -8728,8 +9044,8 @@
         <w:t xml:space="preserve">.</w:t>
       </w:r>
     </w:p>
-    <w:bookmarkEnd w:id="63"/>
-    <w:bookmarkStart w:id="64" w:name="rem-whisker-rule"/>
+    <w:bookmarkEnd w:id="68"/>
+    <w:bookmarkStart w:id="69" w:name="rem-whisker-rule"/>
     <w:p>
       <w:pPr>
         <w:pStyle w:val="BodyText"/>
@@ -8814,7 +9130,7 @@
         <w:t xml:space="preserve">such as whiskers that run to the minimum and maximum.</w:t>
       </w:r>
     </w:p>
-    <w:bookmarkEnd w:id="64"/>
+    <w:bookmarkEnd w:id="69"/>
     <w:tbl>
       <w:tblPr>
         <w:tblStyle w:val="Table"/>
@@ -8828,7 +9144,7 @@
       <w:tr>
         <w:tc>
           <w:tcPr/>
-          <w:bookmarkStart w:id="68" w:name="fig-box-chol"/>
+          <w:bookmarkStart w:id="73" w:name="fig-box-chol"/>
           <w:p>
             <w:pPr>
               <w:pStyle w:val="SourceCode"/>
@@ -9105,18 +9421,18 @@
                 <wp:inline>
                   <wp:extent cx="4620126" cy="3696101"/>
                   <wp:effectExtent b="0" l="0" r="0" t="0"/>
-                  <wp:docPr descr="" title="" id="66" name="Picture"/>
+                  <wp:docPr descr="" title="" id="71" name="Picture"/>
                   <a:graphic>
                     <a:graphicData uri="http://schemas.openxmlformats.org/drawingml/2006/picture">
                       <pic:pic>
                         <pic:nvPicPr>
-                          <pic:cNvPr descr="exploratory-descriptive_files/figure-docx/unnamed-chunk-10-1.png" id="67" name="Picture"/>
+                          <pic:cNvPr descr="exploratory-descriptive_files/figure-docx/unnamed-chunk-10-1.png" id="72" name="Picture"/>
                           <pic:cNvPicPr>
                             <a:picLocks noChangeArrowheads="1" noChangeAspect="1"/>
                           </pic:cNvPicPr>
                         </pic:nvPicPr>
                         <pic:blipFill>
-                          <a:blip r:embed="rId65"/>
+                          <a:blip r:embed="rId70"/>
                           <a:stretch>
                             <a:fillRect/>
                           </a:stretch>
@@ -9156,12 +9472,12 @@
               <w:t xml:space="preserve">Figure 3: Box plot of total cholesterol in the WCGS dataset</w:t>
             </w:r>
           </w:p>
-          <w:bookmarkEnd w:id="68"/>
+          <w:bookmarkEnd w:id="73"/>
         </w:tc>
       </w:tr>
     </w:tbl>
-    <w:bookmarkEnd w:id="69"/>
-    <w:bookmarkStart w:id="75" w:name="bar-charts"/>
+    <w:bookmarkEnd w:id="74"/>
+    <w:bookmarkStart w:id="80" w:name="bar-charts"/>
     <w:p>
       <w:pPr>
         <w:pStyle w:val="Heading3"/>
@@ -9170,7 +9486,7 @@
         <w:t xml:space="preserve">3.4 Bar charts</w:t>
       </w:r>
     </w:p>
-    <w:bookmarkStart w:id="70" w:name="def-bar-chart"/>
+    <w:bookmarkStart w:id="75" w:name="def-bar-chart"/>
     <w:p>
       <w:pPr>
         <w:pStyle w:val="FirstParagraph"/>
@@ -9180,7 +9496,7 @@
           <w:b/>
           <w:bCs/>
         </w:rPr>
-        <w:t xml:space="preserve">Definition 16 (Bar chart)</w:t>
+        <w:t xml:space="preserve">Definition 17 (Bar chart)</w:t>
       </w:r>
       <w:r>
         <w:t xml:space="preserve"> </w:t>
@@ -9234,7 +9550,7 @@
         <w:t xml:space="preserve">.</w:t>
       </w:r>
     </w:p>
-    <w:bookmarkEnd w:id="70"/>
+    <w:bookmarkEnd w:id="75"/>
     <w:tbl>
       <w:tblPr>
         <w:tblStyle w:val="Table"/>
@@ -9248,7 +9564,7 @@
       <w:tr>
         <w:tc>
           <w:tcPr/>
-          <w:bookmarkStart w:id="74" w:name="fig-bar-behpat"/>
+          <w:bookmarkStart w:id="79" w:name="fig-bar-behpat"/>
           <w:p>
             <w:pPr>
               <w:pStyle w:val="SourceCode"/>
@@ -9486,18 +9802,18 @@
                 <wp:inline>
                   <wp:extent cx="4620126" cy="3696101"/>
                   <wp:effectExtent b="0" l="0" r="0" t="0"/>
-                  <wp:docPr descr="" title="" id="72" name="Picture"/>
+                  <wp:docPr descr="" title="" id="77" name="Picture"/>
                   <a:graphic>
                     <a:graphicData uri="http://schemas.openxmlformats.org/drawingml/2006/picture">
                       <pic:pic>
                         <pic:nvPicPr>
-                          <pic:cNvPr descr="exploratory-descriptive_files/figure-docx/unnamed-chunk-11-1.png" id="73" name="Picture"/>
+                          <pic:cNvPr descr="exploratory-descriptive_files/figure-docx/unnamed-chunk-11-1.png" id="78" name="Picture"/>
                           <pic:cNvPicPr>
                             <a:picLocks noChangeArrowheads="1" noChangeAspect="1"/>
                           </pic:cNvPicPr>
                         </pic:nvPicPr>
                         <pic:blipFill>
-                          <a:blip r:embed="rId71"/>
+                          <a:blip r:embed="rId76"/>
                           <a:stretch>
                             <a:fillRect/>
                           </a:stretch>
@@ -9537,12 +9853,12 @@
               <w:t xml:space="preserve">Figure 4: Bar chart of behavioral pattern in the WCGS dataset</w:t>
             </w:r>
           </w:p>
-          <w:bookmarkEnd w:id="74"/>
+          <w:bookmarkEnd w:id="79"/>
         </w:tc>
       </w:tr>
     </w:tbl>
-    <w:bookmarkEnd w:id="75"/>
-    <w:bookmarkStart w:id="81" w:name="normal-quantile-quantile-plots"/>
+    <w:bookmarkEnd w:id="80"/>
+    <w:bookmarkStart w:id="86" w:name="normal-quantile-quantile-plots"/>
     <w:p>
       <w:pPr>
         <w:pStyle w:val="Heading3"/>
@@ -9551,7 +9867,7 @@
         <w:t xml:space="preserve">3.5 Normal quantile-quantile plots</w:t>
       </w:r>
     </w:p>
-    <w:bookmarkStart w:id="76" w:name="def-qq-plot"/>
+    <w:bookmarkStart w:id="81" w:name="def-qq-plot"/>
     <w:p>
       <w:pPr>
         <w:pStyle w:val="FirstParagraph"/>
@@ -9561,7 +9877,7 @@
           <w:b/>
           <w:bCs/>
         </w:rPr>
-        <w:t xml:space="preserve">Definition 17 (Normal quantile-quantile plot)</w:t>
+        <w:t xml:space="preserve">Definition 18 (Normal quantile-quantile plot)</w:t>
       </w:r>
       <w:r>
         <w:t xml:space="preserve"> </w:t>
@@ -9591,7 +9907,7 @@
       <w:r>
         <w:t xml:space="preserve">(</w:t>
       </w:r>
-      <w:hyperlink r:id="rId27">
+      <w:hyperlink r:id="rId32">
         <w:r>
           <w:rPr>
             <w:rStyle w:val="Hyperlink"/>
@@ -9638,7 +9954,7 @@
         <w:t xml:space="preserve">.</w:t>
       </w:r>
     </w:p>
-    <w:bookmarkEnd w:id="76"/>
+    <w:bookmarkEnd w:id="81"/>
     <w:tbl>
       <w:tblPr>
         <w:tblStyle w:val="Table"/>
@@ -9652,7 +9968,7 @@
       <w:tr>
         <w:tc>
           <w:tcPr/>
-          <w:bookmarkStart w:id="80" w:name="fig-qq-chol"/>
+          <w:bookmarkStart w:id="85" w:name="fig-qq-chol"/>
           <w:p>
             <w:pPr>
               <w:pStyle w:val="SourceCode"/>
@@ -9923,18 +10239,18 @@
                 <wp:inline>
                   <wp:extent cx="4620126" cy="3696101"/>
                   <wp:effectExtent b="0" l="0" r="0" t="0"/>
-                  <wp:docPr descr="" title="" id="78" name="Picture"/>
+                  <wp:docPr descr="" title="" id="83" name="Picture"/>
                   <a:graphic>
                     <a:graphicData uri="http://schemas.openxmlformats.org/drawingml/2006/picture">
                       <pic:pic>
                         <pic:nvPicPr>
-                          <pic:cNvPr descr="exploratory-descriptive_files/figure-docx/unnamed-chunk-12-1.png" id="79" name="Picture"/>
+                          <pic:cNvPr descr="exploratory-descriptive_files/figure-docx/unnamed-chunk-12-1.png" id="84" name="Picture"/>
                           <pic:cNvPicPr>
                             <a:picLocks noChangeArrowheads="1" noChangeAspect="1"/>
                           </pic:cNvPicPr>
                         </pic:nvPicPr>
                         <pic:blipFill>
-                          <a:blip r:embed="rId77"/>
+                          <a:blip r:embed="rId82"/>
                           <a:stretch>
                             <a:fillRect/>
                           </a:stretch>
@@ -9974,7 +10290,7 @@
               <w:t xml:space="preserve">Figure 5: Normal Q-Q plot for total cholesterol in the WCGS dataset</w:t>
             </w:r>
           </w:p>
-          <w:bookmarkEnd w:id="80"/>
+          <w:bookmarkEnd w:id="85"/>
         </w:tc>
       </w:tr>
     </w:tbl>
@@ -10092,9 +10408,9 @@
         <w:t xml:space="preserve">covers boxplots.</w:t>
       </w:r>
     </w:p>
-    <w:bookmarkEnd w:id="81"/>
-    <w:bookmarkEnd w:id="82"/>
-    <w:bookmarkStart w:id="112" w:name="bivariate-relationships"/>
+    <w:bookmarkEnd w:id="86"/>
+    <w:bookmarkEnd w:id="87"/>
+    <w:bookmarkStart w:id="117" w:name="bivariate-relationships"/>
     <w:p>
       <w:pPr>
         <w:pStyle w:val="Heading2"/>
@@ -10103,7 +10419,7 @@
         <w:t xml:space="preserve">4 Bivariate relationships</w:t>
       </w:r>
     </w:p>
-    <w:bookmarkStart w:id="96" w:name="two-continuous-variables"/>
+    <w:bookmarkStart w:id="101" w:name="two-continuous-variables"/>
     <w:p>
       <w:pPr>
         <w:pStyle w:val="Heading3"/>
@@ -10112,7 +10428,7 @@
         <w:t xml:space="preserve">4.1 Two continuous variables</w:t>
       </w:r>
     </w:p>
-    <w:bookmarkStart w:id="83" w:name="def-scatterplot"/>
+    <w:bookmarkStart w:id="88" w:name="def-scatterplot"/>
     <w:p>
       <w:pPr>
         <w:pStyle w:val="FirstParagraph"/>
@@ -10122,7 +10438,7 @@
           <w:b/>
           <w:bCs/>
         </w:rPr>
-        <w:t xml:space="preserve">Definition 18 (Scatter plot)</w:t>
+        <w:t xml:space="preserve">Definition 19 (Scatter plot)</w:t>
       </w:r>
       <w:r>
         <w:t xml:space="preserve"> </w:t>
@@ -10176,7 +10492,7 @@
         <w:t xml:space="preserve">.</w:t>
       </w:r>
     </w:p>
-    <w:bookmarkEnd w:id="83"/>
+    <w:bookmarkEnd w:id="88"/>
     <w:tbl>
       <w:tblPr>
         <w:tblStyle w:val="Table"/>
@@ -10190,7 +10506,7 @@
       <w:tr>
         <w:tc>
           <w:tcPr/>
-          <w:bookmarkStart w:id="87" w:name="fig-scatter-chol-sbp"/>
+          <w:bookmarkStart w:id="92" w:name="fig-scatter-chol-sbp"/>
           <w:p>
             <w:pPr>
               <w:pStyle w:val="SourceCode"/>
@@ -10545,18 +10861,18 @@
                 <wp:inline>
                   <wp:extent cx="4620126" cy="3696101"/>
                   <wp:effectExtent b="0" l="0" r="0" t="0"/>
-                  <wp:docPr descr="" title="" id="85" name="Picture"/>
+                  <wp:docPr descr="" title="" id="90" name="Picture"/>
                   <a:graphic>
                     <a:graphicData uri="http://schemas.openxmlformats.org/drawingml/2006/picture">
                       <pic:pic>
                         <pic:nvPicPr>
-                          <pic:cNvPr descr="exploratory-descriptive_files/figure-docx/unnamed-chunk-13-1.png" id="86" name="Picture"/>
+                          <pic:cNvPr descr="exploratory-descriptive_files/figure-docx/unnamed-chunk-13-1.png" id="91" name="Picture"/>
                           <pic:cNvPicPr>
                             <a:picLocks noChangeArrowheads="1" noChangeAspect="1"/>
                           </pic:cNvPicPr>
                         </pic:nvPicPr>
                         <pic:blipFill>
-                          <a:blip r:embed="rId84"/>
+                          <a:blip r:embed="rId89"/>
                           <a:stretch>
                             <a:fillRect/>
                           </a:stretch>
@@ -10602,11 +10918,11 @@
               <w:t xml:space="preserve">with a least-squares line</w:t>
             </w:r>
           </w:p>
-          <w:bookmarkEnd w:id="87"/>
+          <w:bookmarkEnd w:id="92"/>
         </w:tc>
       </w:tr>
     </w:tbl>
-    <w:bookmarkStart w:id="88" w:name="def-pearson-r"/>
+    <w:bookmarkStart w:id="93" w:name="def-pearson-r"/>
     <w:p>
       <w:pPr>
         <w:pStyle w:val="BodyText"/>
@@ -10616,7 +10932,7 @@
           <w:b/>
           <w:bCs/>
         </w:rPr>
-        <w:t xml:space="preserve">Definition 19 (Pearson correlation coefficient)</w:t>
+        <w:t xml:space="preserve">Definition 20 (Pearson correlation coefficient)</w:t>
       </w:r>
       <w:r>
         <w:t xml:space="preserve"> </w:t>
@@ -11123,8 +11439,8 @@
         <w:t xml:space="preserve">.</w:t>
       </w:r>
     </w:p>
-    <w:bookmarkEnd w:id="88"/>
-    <w:bookmarkStart w:id="90" w:name="rem-pearson-r-estimates-population"/>
+    <w:bookmarkEnd w:id="93"/>
+    <w:bookmarkStart w:id="95" w:name="rem-pearson-r-estimates-population"/>
     <w:p>
       <w:pPr>
         <w:pStyle w:val="BodyText"/>
@@ -11145,7 +11461,7 @@
       <w:r>
         <w:t xml:space="preserve"> </w:t>
       </w:r>
-      <w:hyperlink r:id="rId89">
+      <w:hyperlink r:id="rId94">
         <w:r>
           <w:rPr>
             <w:rStyle w:val="Hyperlink"/>
@@ -11157,8 +11473,8 @@
         <w:t xml:space="preserve">.</w:t>
       </w:r>
     </w:p>
-    <w:bookmarkEnd w:id="90"/>
-    <w:bookmarkStart w:id="91" w:name="thm-pearson-r-range"/>
+    <w:bookmarkEnd w:id="95"/>
+    <w:bookmarkStart w:id="96" w:name="thm-pearson-r-range"/>
     <w:p>
       <w:pPr>
         <w:pStyle w:val="BodyText"/>
@@ -11329,7 +11645,7 @@
         <w:t xml:space="preserve">if and only if they lie on a straight line with negative slope.</w:t>
       </w:r>
     </w:p>
-    <w:bookmarkEnd w:id="91"/>
+    <w:bookmarkEnd w:id="96"/>
     <w:p>
       <w:pPr>
         <w:pStyle w:val="BodyText"/>
@@ -12473,7 +12789,7 @@
         <w:t xml:space="preserve">.</w:t>
       </w:r>
     </w:p>
-    <w:bookmarkStart w:id="92" w:name="exm-pearson-r"/>
+    <w:bookmarkStart w:id="97" w:name="exm-pearson-r"/>
     <w:p>
       <w:pPr>
         <w:pStyle w:val="BodyText"/>
@@ -12483,7 +12799,7 @@
           <w:b/>
           <w:bCs/>
         </w:rPr>
-        <w:t xml:space="preserve">Example 7 (Correlation between cholesterol and blood pressure in the WCGS)</w:t>
+        <w:t xml:space="preserve">Example 9 (Correlation between cholesterol and blood pressure in the WCGS)</w:t>
       </w:r>
       <w:r>
         <w:t xml:space="preserve"> </w:t>
@@ -12612,7 +12928,7 @@
         <w:t xml:space="preserve">.</w:t>
       </w:r>
     </w:p>
-    <w:bookmarkEnd w:id="92"/>
+    <w:bookmarkEnd w:id="97"/>
     <w:tbl>
       <w:tblPr>
         <w:tblStyle w:val="Table"/>
@@ -12654,18 +12970,18 @@
                 <wp:inline>
                   <wp:extent cx="152400" cy="152400"/>
                   <wp:effectExtent b="0" l="0" r="0" t="0"/>
-                  <wp:docPr descr="" title="" id="94" name="Picture"/>
+                  <wp:docPr descr="" title="" id="99" name="Picture"/>
                   <a:graphic>
                     <a:graphicData uri="http://schemas.openxmlformats.org/drawingml/2006/picture">
                       <pic:pic>
                         <pic:nvPicPr>
-                          <pic:cNvPr descr="/opt/quarto/share/formats/docx/caution.png" id="95" name="Picture"/>
+                          <pic:cNvPr descr="/opt/quarto/share/formats/docx/caution.png" id="100" name="Picture"/>
                           <pic:cNvPicPr>
                             <a:picLocks noChangeArrowheads="1" noChangeAspect="1"/>
                           </pic:cNvPicPr>
                         </pic:nvPicPr>
                         <pic:blipFill>
-                          <a:blip r:embed="rId93"/>
+                          <a:blip r:embed="rId98"/>
                           <a:stretch>
                             <a:fillRect/>
                           </a:stretch>
@@ -12935,8 +13251,8 @@
         <w:t xml:space="preserve">covers scatterplots.</w:t>
       </w:r>
     </w:p>
-    <w:bookmarkEnd w:id="96"/>
-    <w:bookmarkStart w:id="106" w:name="X276b94a7d03810956e9ce51874e5dad5aed6d75"/>
+    <w:bookmarkEnd w:id="101"/>
+    <w:bookmarkStart w:id="111" w:name="X276b94a7d03810956e9ce51874e5dad5aed6d75"/>
     <w:p>
       <w:pPr>
         <w:pStyle w:val="Heading3"/>
@@ -13023,7 +13339,7 @@
       <w:tr>
         <w:tc>
           <w:tcPr/>
-          <w:bookmarkStart w:id="100" w:name="fig-box-chol-by-smoke"/>
+          <w:bookmarkStart w:id="105" w:name="fig-box-chol-by-smoke"/>
           <w:p>
             <w:pPr>
               <w:pStyle w:val="SourceCode"/>
@@ -13318,18 +13634,18 @@
                 <wp:inline>
                   <wp:extent cx="4620126" cy="3696101"/>
                   <wp:effectExtent b="0" l="0" r="0" t="0"/>
-                  <wp:docPr descr="" title="" id="98" name="Picture"/>
+                  <wp:docPr descr="" title="" id="103" name="Picture"/>
                   <a:graphic>
                     <a:graphicData uri="http://schemas.openxmlformats.org/drawingml/2006/picture">
                       <pic:pic>
                         <pic:nvPicPr>
-                          <pic:cNvPr descr="exploratory-descriptive_files/figure-docx/unnamed-chunk-14-1.png" id="99" name="Picture"/>
+                          <pic:cNvPr descr="exploratory-descriptive_files/figure-docx/unnamed-chunk-14-1.png" id="104" name="Picture"/>
                           <pic:cNvPicPr>
                             <a:picLocks noChangeArrowheads="1" noChangeAspect="1"/>
                           </pic:cNvPicPr>
                         </pic:nvPicPr>
                         <pic:blipFill>
-                          <a:blip r:embed="rId97"/>
+                          <a:blip r:embed="rId102"/>
                           <a:stretch>
                             <a:fillRect/>
                           </a:stretch>
@@ -13369,7 +13685,7 @@
               <w:t xml:space="preserve">Figure 7: Box plots of cholesterol by smoking status in the WCGS dataset</w:t>
             </w:r>
           </w:p>
-          <w:bookmarkEnd w:id="100"/>
+          <w:bookmarkEnd w:id="105"/>
         </w:tc>
       </w:tr>
     </w:tbl>
@@ -13387,7 +13703,7 @@
       <w:tr>
         <w:tc>
           <w:tcPr/>
-          <w:bookmarkStart w:id="104" w:name="fig-box-chol-by-behpat"/>
+          <w:bookmarkStart w:id="109" w:name="fig-box-chol-by-behpat"/>
           <w:p>
             <w:pPr>
               <w:pStyle w:val="SourceCode"/>
@@ -13682,18 +13998,18 @@
                 <wp:inline>
                   <wp:extent cx="4620126" cy="3696101"/>
                   <wp:effectExtent b="0" l="0" r="0" t="0"/>
-                  <wp:docPr descr="" title="" id="102" name="Picture"/>
+                  <wp:docPr descr="" title="" id="107" name="Picture"/>
                   <a:graphic>
                     <a:graphicData uri="http://schemas.openxmlformats.org/drawingml/2006/picture">
                       <pic:pic>
                         <pic:nvPicPr>
-                          <pic:cNvPr descr="exploratory-descriptive_files/figure-docx/unnamed-chunk-15-1.png" id="103" name="Picture"/>
+                          <pic:cNvPr descr="exploratory-descriptive_files/figure-docx/unnamed-chunk-15-1.png" id="108" name="Picture"/>
                           <pic:cNvPicPr>
                             <a:picLocks noChangeArrowheads="1" noChangeAspect="1"/>
                           </pic:cNvPicPr>
                         </pic:nvPicPr>
                         <pic:blipFill>
-                          <a:blip r:embed="rId101"/>
+                          <a:blip r:embed="rId106"/>
                           <a:stretch>
                             <a:fillRect/>
                           </a:stretch>
@@ -13733,7 +14049,7 @@
               <w:t xml:space="preserve">Figure 8: Box plots of cholesterol by behavioral pattern in the WCGS dataset</w:t>
             </w:r>
           </w:p>
-          <w:bookmarkEnd w:id="104"/>
+          <w:bookmarkEnd w:id="109"/>
         </w:tc>
       </w:tr>
     </w:tbl>
@@ -13769,7 +14085,7 @@
       <w:tr>
         <w:tc>
           <w:tcPr/>
-          <w:bookmarkStart w:id="105" w:name="tbl-chol-by-chd"/>
+          <w:bookmarkStart w:id="110" w:name="tbl-chol-by-chd"/>
           <w:p>
             <w:pPr>
               <w:jc w:val="center"/>
@@ -14710,12 +15026,12 @@
               </w:tc>
             </w:tr>
           </w:tbl>
-          <w:bookmarkEnd w:id="105"/>
+          <w:bookmarkEnd w:id="110"/>
         </w:tc>
       </w:tr>
     </w:tbl>
-    <w:bookmarkEnd w:id="106"/>
-    <w:bookmarkStart w:id="111" w:name="two-categorical-variables"/>
+    <w:bookmarkEnd w:id="111"/>
+    <w:bookmarkStart w:id="116" w:name="two-categorical-variables"/>
     <w:p>
       <w:pPr>
         <w:pStyle w:val="Heading3"/>
@@ -14724,7 +15040,7 @@
         <w:t xml:space="preserve">4.3 Two categorical variables</w:t>
       </w:r>
     </w:p>
-    <w:bookmarkStart w:id="108" w:name="def-contingency-table"/>
+    <w:bookmarkStart w:id="113" w:name="def-contingency-table"/>
     <w:p>
       <w:pPr>
         <w:pStyle w:val="FirstParagraph"/>
@@ -14734,7 +15050,7 @@
           <w:b/>
           <w:bCs/>
         </w:rPr>
-        <w:t xml:space="preserve">Definition 20 (Contingency table (cross-tabulation))</w:t>
+        <w:t xml:space="preserve">Definition 21 (Contingency table (cross-tabulation))</w:t>
       </w:r>
       <w:r>
         <w:t xml:space="preserve"> </w:t>
@@ -14780,7 +15096,7 @@
       <w:r>
         <w:t xml:space="preserve"> </w:t>
       </w:r>
-      <w:hyperlink r:id="rId107">
+      <w:hyperlink r:id="rId112">
         <w:r>
           <w:rPr>
             <w:rStyle w:val="Hyperlink"/>
@@ -15184,8 +15500,8 @@
         <w:t xml:space="preserve">.</w:t>
       </w:r>
     </w:p>
-    <w:bookmarkEnd w:id="108"/>
-    <w:bookmarkStart w:id="110" w:name="exm-contingency-table"/>
+    <w:bookmarkEnd w:id="113"/>
+    <w:bookmarkStart w:id="115" w:name="exm-contingency-table"/>
     <w:p>
       <w:pPr>
         <w:pStyle w:val="BodyText"/>
@@ -15195,7 +15511,7 @@
           <w:b/>
           <w:bCs/>
         </w:rPr>
-        <w:t xml:space="preserve">Example 8 (Smoking and CHD in the WCGS)</w:t>
+        <w:t xml:space="preserve">Example 10 (Smoking and CHD in the WCGS)</w:t>
       </w:r>
       <w:r>
         <w:t xml:space="preserve"> </w:t>
@@ -15509,7 +15825,7 @@
       <w:tr>
         <w:tc>
           <w:tcPr/>
-          <w:bookmarkStart w:id="109" w:name="tbl-gtsummary-smoke-chd"/>
+          <w:bookmarkStart w:id="114" w:name="tbl-gtsummary-smoke-chd"/>
           <w:p>
             <w:pPr>
               <w:jc w:val="center"/>
@@ -15982,14 +16298,14 @@
               </w:tc>
             </w:tr>
           </w:tbl>
-          <w:bookmarkEnd w:id="109"/>
+          <w:bookmarkEnd w:id="114"/>
         </w:tc>
       </w:tr>
     </w:tbl>
-    <w:bookmarkEnd w:id="110"/>
-    <w:bookmarkEnd w:id="111"/>
-    <w:bookmarkEnd w:id="112"/>
-    <w:bookmarkStart w:id="134" w:name="data-transformations"/>
+    <w:bookmarkEnd w:id="115"/>
+    <w:bookmarkEnd w:id="116"/>
+    <w:bookmarkEnd w:id="117"/>
+    <w:bookmarkStart w:id="139" w:name="data-transformations"/>
     <w:p>
       <w:pPr>
         <w:pStyle w:val="Heading2"/>
@@ -16298,7 +16614,7 @@
         <w:t xml:space="preserve">.</w:t>
       </w:r>
     </w:p>
-    <w:bookmarkStart w:id="121" w:name="fig-hist-sbp-log"/>
+    <w:bookmarkStart w:id="126" w:name="fig-hist-sbp-log"/>
     <w:tbl>
       <w:tblPr>
         <w:tblStyle w:val="Table"/>
@@ -16326,7 +16642,7 @@
             <w:tr>
               <w:tc>
                 <w:tcPr/>
-                <w:bookmarkStart w:id="116" w:name="fig-hist-sbp-raw"/>
+                <w:bookmarkStart w:id="121" w:name="fig-hist-sbp-raw"/>
                 <w:p>
                   <w:pPr>
                     <w:pStyle w:val="SourceCode"/>
@@ -16614,18 +16930,18 @@
                       <wp:inline>
                         <wp:extent cx="2971800" cy="2377440"/>
                         <wp:effectExtent b="0" l="0" r="0" t="0"/>
-                        <wp:docPr descr="" title="" id="114" name="Picture"/>
+                        <wp:docPr descr="" title="" id="119" name="Picture"/>
                         <a:graphic>
                           <a:graphicData uri="http://schemas.openxmlformats.org/drawingml/2006/picture">
                             <pic:pic>
                               <pic:nvPicPr>
-                                <pic:cNvPr descr="exploratory-descriptive_files/figure-docx/unnamed-chunk-18-1.png" id="115" name="Picture"/>
+                                <pic:cNvPr descr="exploratory-descriptive_files/figure-docx/unnamed-chunk-18-1.png" id="120" name="Picture"/>
                                 <pic:cNvPicPr>
                                   <a:picLocks noChangeArrowheads="1" noChangeAspect="1"/>
                                 </pic:cNvPicPr>
                               </pic:nvPicPr>
                               <pic:blipFill>
-                                <a:blip r:embed="rId113"/>
+                                <a:blip r:embed="rId118"/>
                                 <a:stretch>
                                   <a:fillRect/>
                                 </a:stretch>
@@ -16666,7 +16982,7 @@
                     <w:t xml:space="preserve">(a) Raw scale</w:t>
                   </w:r>
                 </w:p>
-                <w:bookmarkEnd w:id="116"/>
+                <w:bookmarkEnd w:id="121"/>
               </w:tc>
             </w:tr>
           </w:tbl>
@@ -16716,7 +17032,7 @@
             <w:tr>
               <w:tc>
                 <w:tcPr/>
-                <w:bookmarkStart w:id="120" w:name="fig-hist-sbp-logscale"/>
+                <w:bookmarkStart w:id="125" w:name="fig-hist-sbp-logscale"/>
                 <w:p>
                   <w:pPr>
                     <w:pStyle w:val="SourceCode"/>
@@ -17097,18 +17413,18 @@
                       <wp:inline>
                         <wp:extent cx="2971800" cy="2377440"/>
                         <wp:effectExtent b="0" l="0" r="0" t="0"/>
-                        <wp:docPr descr="" title="" id="118" name="Picture"/>
+                        <wp:docPr descr="" title="" id="123" name="Picture"/>
                         <a:graphic>
                           <a:graphicData uri="http://schemas.openxmlformats.org/drawingml/2006/picture">
                             <pic:pic>
                               <pic:nvPicPr>
-                                <pic:cNvPr descr="exploratory-descriptive_files/figure-docx/unnamed-chunk-19-1.png" id="119" name="Picture"/>
+                                <pic:cNvPr descr="exploratory-descriptive_files/figure-docx/unnamed-chunk-19-1.png" id="124" name="Picture"/>
                                 <pic:cNvPicPr>
                                   <a:picLocks noChangeArrowheads="1" noChangeAspect="1"/>
                                 </pic:cNvPicPr>
                               </pic:nvPicPr>
                               <pic:blipFill>
-                                <a:blip r:embed="rId117"/>
+                                <a:blip r:embed="rId122"/>
                                 <a:stretch>
                                   <a:fillRect/>
                                 </a:stretch>
@@ -17149,7 +17465,7 @@
                     <w:t xml:space="preserve">(b) Log scale</w:t>
                   </w:r>
                 </w:p>
-                <w:bookmarkEnd w:id="120"/>
+                <w:bookmarkEnd w:id="125"/>
               </w:tc>
             </w:tr>
           </w:tbl>
@@ -17199,7 +17515,7 @@
         <w:t xml:space="preserve">.</w:t>
       </w:r>
     </w:p>
-    <w:bookmarkEnd w:id="121"/>
+    <w:bookmarkEnd w:id="126"/>
     <w:p>
       <w:pPr>
         <w:pStyle w:val="SourceCode"/>
@@ -17588,7 +17904,7 @@
         <w:t xml:space="preserve">the assumptions of that model and on the scientific question.</w:t>
       </w:r>
     </w:p>
-    <w:bookmarkStart w:id="133" w:name="sec-rescaling"/>
+    <w:bookmarkStart w:id="138" w:name="sec-rescaling"/>
     <w:p>
       <w:pPr>
         <w:pStyle w:val="Heading3"/>
@@ -17597,7 +17913,7 @@
         <w:t xml:space="preserve">5.1 Rescaling a variable</w:t>
       </w:r>
     </w:p>
-    <w:bookmarkStart w:id="122" w:name="exr-standardize"/>
+    <w:bookmarkStart w:id="127" w:name="exr-standardize"/>
     <w:p>
       <w:pPr>
         <w:pStyle w:val="FirstParagraph"/>
@@ -17706,8 +18022,8 @@
         <w:t xml:space="preserve">What are the units of your answer to part 2?</w:t>
       </w:r>
     </w:p>
-    <w:bookmarkEnd w:id="122"/>
-    <w:bookmarkStart w:id="123" w:name="sol-standardize"/>
+    <w:bookmarkEnd w:id="127"/>
+    <w:bookmarkStart w:id="128" w:name="sol-standardize"/>
     <w:p>
       <w:pPr>
         <w:pStyle w:val="FirstParagraph"/>
@@ -18091,8 +18407,8 @@
         <w:t xml:space="preserve">so the answer has no units.</w:t>
       </w:r>
     </w:p>
-    <w:bookmarkEnd w:id="123"/>
-    <w:bookmarkStart w:id="124" w:name="def-standardization"/>
+    <w:bookmarkEnd w:id="128"/>
+    <w:bookmarkStart w:id="129" w:name="def-standardization"/>
     <w:p>
       <w:pPr>
         <w:pStyle w:val="FirstParagraph"/>
@@ -18102,7 +18418,7 @@
           <w:b/>
           <w:bCs/>
         </w:rPr>
-        <w:t xml:space="preserve">Definition 21 (Standardization (z-scoring, standard scaling))</w:t>
+        <w:t xml:space="preserve">Definition 22 (Standardization (z-scoring, standard scaling))</w:t>
       </w:r>
       <w:r>
         <w:t xml:space="preserve"> </w:t>
@@ -18438,8 +18754,8 @@
         <w:t xml:space="preserve">.</w:t>
       </w:r>
     </w:p>
-    <w:bookmarkEnd w:id="124"/>
-    <w:bookmarkStart w:id="125" w:name="rem-source-standardization"/>
+    <w:bookmarkEnd w:id="129"/>
+    <w:bookmarkStart w:id="130" w:name="rem-source-standardization"/>
     <w:p>
       <w:pPr>
         <w:pStyle w:val="BodyText"/>
@@ -18488,8 +18804,8 @@
         <w:t xml:space="preserve">.</w:t>
       </w:r>
     </w:p>
-    <w:bookmarkEnd w:id="125"/>
-    <w:bookmarkStart w:id="126" w:name="rem-standardization-units"/>
+    <w:bookmarkEnd w:id="130"/>
+    <w:bookmarkStart w:id="131" w:name="rem-standardization-units"/>
     <w:p>
       <w:pPr>
         <w:pStyle w:val="BodyText"/>
@@ -18564,8 +18880,8 @@
         <w:t xml:space="preserve">both become unitless numbers of standard deviations.</w:t>
       </w:r>
     </w:p>
-    <w:bookmarkEnd w:id="126"/>
-    <w:bookmarkStart w:id="127" w:name="thm-standardized-mean-sd"/>
+    <w:bookmarkEnd w:id="131"/>
+    <w:bookmarkStart w:id="132" w:name="thm-standardized-mean-sd"/>
     <w:p>
       <w:pPr>
         <w:pStyle w:val="BodyText"/>
@@ -18722,7 +19038,7 @@
         <w:t xml:space="preserve">.</w:t>
       </w:r>
     </w:p>
-    <w:bookmarkEnd w:id="127"/>
+    <w:bookmarkEnd w:id="132"/>
     <w:p>
       <w:pPr>
         <w:pStyle w:val="BodyText"/>
@@ -19435,7 +19751,7 @@
         <w:t xml:space="preserve">.</w:t>
       </w:r>
     </w:p>
-    <w:bookmarkStart w:id="128" w:name="rem-source-standardized-mean-sd"/>
+    <w:bookmarkStart w:id="133" w:name="rem-source-standardized-mean-sd"/>
     <w:p>
       <w:pPr>
         <w:pStyle w:val="BodyText"/>
@@ -19469,8 +19785,8 @@
         <w:t xml:space="preserve">the proof is the elementary calculation.</w:t>
       </w:r>
     </w:p>
-    <w:bookmarkEnd w:id="128"/>
-    <w:bookmarkStart w:id="129" w:name="exm-scale-wcgs"/>
+    <w:bookmarkEnd w:id="133"/>
+    <w:bookmarkStart w:id="134" w:name="exm-scale-wcgs"/>
     <w:p>
       <w:pPr>
         <w:pStyle w:val="BodyText"/>
@@ -19480,7 +19796,7 @@
           <w:b/>
           <w:bCs/>
         </w:rPr>
-        <w:t xml:space="preserve">Example 9 (Standardizing cholesterol in R)</w:t>
+        <w:t xml:space="preserve">Example 11 (Standardizing cholesterol in R)</w:t>
       </w:r>
       <w:r>
         <w:t xml:space="preserve"> </w:t>
@@ -19748,8 +20064,8 @@
         <w:t xml:space="preserve">is needed because 12 of the cholesterol values are missing.</w:t>
       </w:r>
     </w:p>
-    <w:bookmarkEnd w:id="129"/>
-    <w:bookmarkStart w:id="130" w:name="def-min-max-scaling"/>
+    <w:bookmarkEnd w:id="134"/>
+    <w:bookmarkStart w:id="135" w:name="def-min-max-scaling"/>
     <w:p>
       <w:pPr>
         <w:pStyle w:val="BodyText"/>
@@ -19759,7 +20075,7 @@
           <w:b/>
           <w:bCs/>
         </w:rPr>
-        <w:t xml:space="preserve">Definition 22 (Min-max scaling)</w:t>
+        <w:t xml:space="preserve">Definition 23 (Min-max scaling)</w:t>
       </w:r>
       <w:r>
         <w:t xml:space="preserve"> </w:t>
@@ -20058,8 +20374,8 @@
         <w:t xml:space="preserve">.</w:t>
       </w:r>
     </w:p>
-    <w:bookmarkEnd w:id="130"/>
-    <w:bookmarkStart w:id="131" w:name="rem-min-max-outliers"/>
+    <w:bookmarkEnd w:id="135"/>
+    <w:bookmarkStart w:id="136" w:name="rem-min-max-outliers"/>
     <w:p>
       <w:pPr>
         <w:pStyle w:val="BodyText"/>
@@ -20265,8 +20581,8 @@
         <w:t xml:space="preserve">.</w:t>
       </w:r>
     </w:p>
-    <w:bookmarkEnd w:id="131"/>
-    <w:bookmarkStart w:id="132" w:name="exm-min-max-wcgs"/>
+    <w:bookmarkEnd w:id="136"/>
+    <w:bookmarkStart w:id="137" w:name="exm-min-max-wcgs"/>
     <w:p>
       <w:pPr>
         <w:pStyle w:val="BodyText"/>
@@ -20276,7 +20592,7 @@
           <w:b/>
           <w:bCs/>
         </w:rPr>
-        <w:t xml:space="preserve">Example 10 (Min-max scaling of cholesterol in the WCGS)</w:t>
+        <w:t xml:space="preserve">Example 12 (Min-max scaling of cholesterol in the WCGS)</w:t>
       </w:r>
       <w:r>
         <w:t xml:space="preserve"> </w:t>
@@ -20505,10 +20821,10 @@
         <w:t xml:space="preserve">but have no units.</w:t>
       </w:r>
     </w:p>
-    <w:bookmarkEnd w:id="132"/>
-    <w:bookmarkEnd w:id="133"/>
-    <w:bookmarkEnd w:id="134"/>
-    <w:bookmarkStart w:id="136" w:name="an-exploratory-data-analysis-workflow"/>
+    <w:bookmarkEnd w:id="137"/>
+    <w:bookmarkEnd w:id="138"/>
+    <w:bookmarkEnd w:id="139"/>
+    <w:bookmarkStart w:id="141" w:name="an-exploratory-data-analysis-workflow"/>
     <w:p>
       <w:pPr>
         <w:pStyle w:val="Heading2"/>
@@ -20736,7 +21052,7 @@
       <w:tr>
         <w:tc>
           <w:tcPr/>
-          <w:bookmarkStart w:id="135" w:name="tbl-wcgs-all-summary"/>
+          <w:bookmarkStart w:id="140" w:name="tbl-wcgs-all-summary"/>
           <w:p>
             <w:pPr>
               <w:jc w:val="center"/>
@@ -21917,12 +22233,12 @@
               </w:tc>
             </w:tr>
           </w:tbl>
-          <w:bookmarkEnd w:id="135"/>
+          <w:bookmarkEnd w:id="140"/>
         </w:tc>
       </w:tr>
     </w:tbl>
-    <w:bookmarkEnd w:id="136"/>
-    <w:bookmarkStart w:id="140" w:name="further-reading"/>
+    <w:bookmarkEnd w:id="141"/>
+    <w:bookmarkStart w:id="145" w:name="further-reading"/>
     <w:p>
       <w:pPr>
         <w:pStyle w:val="Heading2"/>
@@ -21935,7 +22251,7 @@
       <w:pPr>
         <w:pStyle w:val="FirstParagraph"/>
       </w:pPr>
-      <w:hyperlink r:id="rId137">
+      <w:hyperlink r:id="rId142">
         <w:r>
           <w:rPr>
             <w:rStyle w:val="Hyperlink"/>
@@ -21952,7 +22268,7 @@
       <w:r>
         <w:t xml:space="preserve"> </w:t>
       </w:r>
-      <w:hyperlink r:id="rId62">
+      <w:hyperlink r:id="rId67">
         <w:r>
           <w:rPr>
             <w:rStyle w:val="Hyperlink"/>
@@ -21975,7 +22291,7 @@
       <w:r>
         <w:t xml:space="preserve"> </w:t>
       </w:r>
-      <w:hyperlink r:id="rId138">
+      <w:hyperlink r:id="rId143">
         <w:r>
           <w:rPr>
             <w:rStyle w:val="Hyperlink"/>
@@ -21998,7 +22314,7 @@
       <w:r>
         <w:t xml:space="preserve"> </w:t>
       </w:r>
-      <w:hyperlink r:id="rId139">
+      <w:hyperlink r:id="rId144">
         <w:r>
           <w:rPr>
             <w:rStyle w:val="Hyperlink"/>
@@ -22013,8 +22329,8 @@
         <w:t xml:space="preserve">of the WCGS data, in R and Python.</w:t>
       </w:r>
     </w:p>
-    <w:bookmarkEnd w:id="140"/>
-    <w:bookmarkStart w:id="185" w:name="references"/>
+    <w:bookmarkEnd w:id="145"/>
+    <w:bookmarkStart w:id="190" w:name="references"/>
     <w:p>
       <w:pPr>
         <w:pStyle w:val="Heading2"/>
@@ -22023,8 +22339,8 @@
         <w:t xml:space="preserve">References</w:t>
       </w:r>
     </w:p>
-    <w:bookmarkStart w:id="184" w:name="refs"/>
-    <w:bookmarkStart w:id="142" w:name="ref-vittinghoff2e"/>
+    <w:bookmarkStart w:id="189" w:name="refs"/>
+    <w:bookmarkStart w:id="147" w:name="ref-vittinghoff2e"/>
     <w:p>
       <w:pPr>
         <w:pStyle w:val="Bibliography"/>
@@ -22057,7 +22373,7 @@
       <w:r>
         <w:t xml:space="preserve"> </w:t>
       </w:r>
-      <w:hyperlink r:id="rId141">
+      <w:hyperlink r:id="rId146">
         <w:r>
           <w:rPr>
             <w:rStyle w:val="Hyperlink"/>
@@ -22069,8 +22385,8 @@
         <w:t xml:space="preserve">.</w:t>
       </w:r>
     </w:p>
-    <w:bookmarkEnd w:id="142"/>
-    <w:bookmarkStart w:id="144" w:name="ref-rosenman1975coronary"/>
+    <w:bookmarkEnd w:id="147"/>
+    <w:bookmarkStart w:id="149" w:name="ref-rosenman1975coronary"/>
     <w:p>
       <w:pPr>
         <w:pStyle w:val="Bibliography"/>
@@ -22118,7 +22434,7 @@
       <w:r>
         <w:t xml:space="preserve"> </w:t>
       </w:r>
-      <w:hyperlink r:id="rId143">
+      <w:hyperlink r:id="rId148">
         <w:r>
           <w:rPr>
             <w:rStyle w:val="Hyperlink"/>
@@ -22130,8 +22446,8 @@
         <w:t xml:space="preserve">.</w:t>
       </w:r>
     </w:p>
-    <w:bookmarkEnd w:id="144"/>
-    <w:bookmarkStart w:id="146" w:name="ref-wikipedia_statistical_population"/>
+    <w:bookmarkEnd w:id="149"/>
+    <w:bookmarkStart w:id="151" w:name="ref-wikipedia_statistical_population"/>
     <w:p>
       <w:pPr>
         <w:pStyle w:val="Bibliography"/>
@@ -22178,7 +22494,7 @@
       <w:r>
         <w:t xml:space="preserve"> </w:t>
       </w:r>
-      <w:hyperlink r:id="rId145">
+      <w:hyperlink r:id="rId150">
         <w:r>
           <w:rPr>
             <w:rStyle w:val="Hyperlink"/>
@@ -22187,8 +22503,8 @@
         </w:r>
       </w:hyperlink>
     </w:p>
-    <w:bookmarkEnd w:id="146"/>
-    <w:bookmarkStart w:id="148" w:name="ref-wikipedia_simple_random_sample"/>
+    <w:bookmarkEnd w:id="151"/>
+    <w:bookmarkStart w:id="153" w:name="ref-wikipedia_simple_random_sample"/>
     <w:p>
       <w:pPr>
         <w:pStyle w:val="Bibliography"/>
@@ -22235,7 +22551,7 @@
       <w:r>
         <w:t xml:space="preserve"> </w:t>
       </w:r>
-      <w:hyperlink r:id="rId147">
+      <w:hyperlink r:id="rId152">
         <w:r>
           <w:rPr>
             <w:rStyle w:val="Hyperlink"/>
@@ -22244,8 +22560,8 @@
         </w:r>
       </w:hyperlink>
     </w:p>
-    <w:bookmarkEnd w:id="148"/>
-    <w:bookmarkStart w:id="150" w:name="ref-wikipedia_median"/>
+    <w:bookmarkEnd w:id="153"/>
+    <w:bookmarkStart w:id="155" w:name="ref-wikipedia_median"/>
     <w:p>
       <w:pPr>
         <w:pStyle w:val="Bibliography"/>
@@ -22292,7 +22608,7 @@
       <w:r>
         <w:t xml:space="preserve"> </w:t>
       </w:r>
-      <w:hyperlink r:id="rId149">
+      <w:hyperlink r:id="rId154">
         <w:r>
           <w:rPr>
             <w:rStyle w:val="Hyperlink"/>
@@ -22301,8 +22617,8 @@
         </w:r>
       </w:hyperlink>
     </w:p>
-    <w:bookmarkEnd w:id="150"/>
-    <w:bookmarkStart w:id="152" w:name="ref-wikipedia_variance"/>
+    <w:bookmarkEnd w:id="155"/>
+    <w:bookmarkStart w:id="157" w:name="ref-wikipedia_variance"/>
     <w:p>
       <w:pPr>
         <w:pStyle w:val="Bibliography"/>
@@ -22349,7 +22665,7 @@
       <w:r>
         <w:t xml:space="preserve"> </w:t>
       </w:r>
-      <w:hyperlink r:id="rId151">
+      <w:hyperlink r:id="rId156">
         <w:r>
           <w:rPr>
             <w:rStyle w:val="Hyperlink"/>
@@ -22358,8 +22674,8 @@
         </w:r>
       </w:hyperlink>
     </w:p>
-    <w:bookmarkEnd w:id="152"/>
-    <w:bookmarkStart w:id="154" w:name="ref-wikipedia_standard_deviation"/>
+    <w:bookmarkEnd w:id="157"/>
+    <w:bookmarkStart w:id="159" w:name="ref-wikipedia_standard_deviation"/>
     <w:p>
       <w:pPr>
         <w:pStyle w:val="Bibliography"/>
@@ -22406,7 +22722,7 @@
       <w:r>
         <w:t xml:space="preserve"> </w:t>
       </w:r>
-      <w:hyperlink r:id="rId153">
+      <w:hyperlink r:id="rId158">
         <w:r>
           <w:rPr>
             <w:rStyle w:val="Hyperlink"/>
@@ -22415,8 +22731,8 @@
         </w:r>
       </w:hyperlink>
     </w:p>
-    <w:bookmarkEnd w:id="154"/>
-    <w:bookmarkStart w:id="156" w:name="ref-wikipedia_quartile"/>
+    <w:bookmarkEnd w:id="159"/>
+    <w:bookmarkStart w:id="161" w:name="ref-wikipedia_quartile"/>
     <w:p>
       <w:pPr>
         <w:pStyle w:val="Bibliography"/>
@@ -22463,7 +22779,7 @@
       <w:r>
         <w:t xml:space="preserve"> </w:t>
       </w:r>
-      <w:hyperlink r:id="rId155">
+      <w:hyperlink r:id="rId160">
         <w:r>
           <w:rPr>
             <w:rStyle w:val="Hyperlink"/>
@@ -22472,8 +22788,8 @@
         </w:r>
       </w:hyperlink>
     </w:p>
-    <w:bookmarkEnd w:id="156"/>
-    <w:bookmarkStart w:id="158" w:name="ref-wikipedia_interquartile_range"/>
+    <w:bookmarkEnd w:id="161"/>
+    <w:bookmarkStart w:id="163" w:name="ref-wikipedia_interquartile_range"/>
     <w:p>
       <w:pPr>
         <w:pStyle w:val="Bibliography"/>
@@ -22520,7 +22836,7 @@
       <w:r>
         <w:t xml:space="preserve"> </w:t>
       </w:r>
-      <w:hyperlink r:id="rId157">
+      <w:hyperlink r:id="rId162">
         <w:r>
           <w:rPr>
             <w:rStyle w:val="Hyperlink"/>
@@ -22529,8 +22845,8 @@
         </w:r>
       </w:hyperlink>
     </w:p>
-    <w:bookmarkEnd w:id="158"/>
-    <w:bookmarkStart w:id="159" w:name="ref-hoggtanis2015"/>
+    <w:bookmarkEnd w:id="163"/>
+    <w:bookmarkStart w:id="164" w:name="ref-hoggtanis2015"/>
     <w:p>
       <w:pPr>
         <w:pStyle w:val="Bibliography"/>
@@ -22561,8 +22877,8 @@
         <w:t xml:space="preserve">, Tenth edition. Boston: Pearson, 2019.</w:t>
       </w:r>
     </w:p>
-    <w:bookmarkEnd w:id="159"/>
-    <w:bookmarkStart w:id="160" w:name="ref-rice2007mathematical"/>
+    <w:bookmarkEnd w:id="164"/>
+    <w:bookmarkStart w:id="165" w:name="ref-rice2007mathematical"/>
     <w:p>
       <w:pPr>
         <w:pStyle w:val="Bibliography"/>
@@ -22593,8 +22909,8 @@
         <w:t xml:space="preserve">, 3rd ed. Belmont, CA: Cengage Learning, 2007.</w:t>
       </w:r>
     </w:p>
-    <w:bookmarkEnd w:id="160"/>
-    <w:bookmarkStart w:id="162" w:name="ref-wikipedia_histogram"/>
+    <w:bookmarkEnd w:id="165"/>
+    <w:bookmarkStart w:id="167" w:name="ref-wikipedia_histogram"/>
     <w:p>
       <w:pPr>
         <w:pStyle w:val="Bibliography"/>
@@ -22641,7 +22957,7 @@
       <w:r>
         <w:t xml:space="preserve"> </w:t>
       </w:r>
-      <w:hyperlink r:id="rId161">
+      <w:hyperlink r:id="rId166">
         <w:r>
           <w:rPr>
             <w:rStyle w:val="Hyperlink"/>
@@ -22650,8 +22966,8 @@
         </w:r>
       </w:hyperlink>
     </w:p>
-    <w:bookmarkEnd w:id="162"/>
-    <w:bookmarkStart w:id="164" w:name="ref-wikipedia_kernel_density_estimation"/>
+    <w:bookmarkEnd w:id="167"/>
+    <w:bookmarkStart w:id="169" w:name="ref-wikipedia_kernel_density_estimation"/>
     <w:p>
       <w:pPr>
         <w:pStyle w:val="Bibliography"/>
@@ -22698,7 +23014,7 @@
       <w:r>
         <w:t xml:space="preserve"> </w:t>
       </w:r>
-      <w:hyperlink r:id="rId163">
+      <w:hyperlink r:id="rId168">
         <w:r>
           <w:rPr>
             <w:rStyle w:val="Hyperlink"/>
@@ -22707,8 +23023,8 @@
         </w:r>
       </w:hyperlink>
     </w:p>
-    <w:bookmarkEnd w:id="164"/>
-    <w:bookmarkStart w:id="166" w:name="ref-wikipedia_box_plot"/>
+    <w:bookmarkEnd w:id="169"/>
+    <w:bookmarkStart w:id="171" w:name="ref-wikipedia_box_plot"/>
     <w:p>
       <w:pPr>
         <w:pStyle w:val="Bibliography"/>
@@ -22755,7 +23071,7 @@
       <w:r>
         <w:t xml:space="preserve"> </w:t>
       </w:r>
-      <w:hyperlink r:id="rId165">
+      <w:hyperlink r:id="rId170">
         <w:r>
           <w:rPr>
             <w:rStyle w:val="Hyperlink"/>
@@ -22764,8 +23080,8 @@
         </w:r>
       </w:hyperlink>
     </w:p>
-    <w:bookmarkEnd w:id="166"/>
-    <w:bookmarkStart w:id="168" w:name="ref-wikipedia_bar_chart"/>
+    <w:bookmarkEnd w:id="171"/>
+    <w:bookmarkStart w:id="173" w:name="ref-wikipedia_bar_chart"/>
     <w:p>
       <w:pPr>
         <w:pStyle w:val="Bibliography"/>
@@ -22812,7 +23128,7 @@
       <w:r>
         <w:t xml:space="preserve"> </w:t>
       </w:r>
-      <w:hyperlink r:id="rId167">
+      <w:hyperlink r:id="rId172">
         <w:r>
           <w:rPr>
             <w:rStyle w:val="Hyperlink"/>
@@ -22821,8 +23137,8 @@
         </w:r>
       </w:hyperlink>
     </w:p>
-    <w:bookmarkEnd w:id="168"/>
-    <w:bookmarkStart w:id="170" w:name="ref-wikipedia_q_q_plot"/>
+    <w:bookmarkEnd w:id="173"/>
+    <w:bookmarkStart w:id="175" w:name="ref-wikipedia_q_q_plot"/>
     <w:p>
       <w:pPr>
         <w:pStyle w:val="Bibliography"/>
@@ -22869,7 +23185,7 @@
       <w:r>
         <w:t xml:space="preserve"> </w:t>
       </w:r>
-      <w:hyperlink r:id="rId169">
+      <w:hyperlink r:id="rId174">
         <w:r>
           <w:rPr>
             <w:rStyle w:val="Hyperlink"/>
@@ -22878,8 +23194,8 @@
         </w:r>
       </w:hyperlink>
     </w:p>
-    <w:bookmarkEnd w:id="170"/>
-    <w:bookmarkStart w:id="172" w:name="ref-wikipedia_scatter_plot"/>
+    <w:bookmarkEnd w:id="175"/>
+    <w:bookmarkStart w:id="177" w:name="ref-wikipedia_scatter_plot"/>
     <w:p>
       <w:pPr>
         <w:pStyle w:val="Bibliography"/>
@@ -22926,7 +23242,7 @@
       <w:r>
         <w:t xml:space="preserve"> </w:t>
       </w:r>
-      <w:hyperlink r:id="rId171">
+      <w:hyperlink r:id="rId176">
         <w:r>
           <w:rPr>
             <w:rStyle w:val="Hyperlink"/>
@@ -22935,8 +23251,8 @@
         </w:r>
       </w:hyperlink>
     </w:p>
-    <w:bookmarkEnd w:id="172"/>
-    <w:bookmarkStart w:id="174" w:name="X9c68751dcff429bb8eebfb08e71b6f746222990"/>
+    <w:bookmarkEnd w:id="177"/>
+    <w:bookmarkStart w:id="179" w:name="X9c68751dcff429bb8eebfb08e71b6f746222990"/>
     <w:p>
       <w:pPr>
         <w:pStyle w:val="Bibliography"/>
@@ -22983,7 +23299,7 @@
       <w:r>
         <w:t xml:space="preserve"> </w:t>
       </w:r>
-      <w:hyperlink r:id="rId173">
+      <w:hyperlink r:id="rId178">
         <w:r>
           <w:rPr>
             <w:rStyle w:val="Hyperlink"/>
@@ -22992,8 +23308,8 @@
         </w:r>
       </w:hyperlink>
     </w:p>
-    <w:bookmarkEnd w:id="174"/>
-    <w:bookmarkStart w:id="176" w:name="ref-wikipedia_contingency_table"/>
+    <w:bookmarkEnd w:id="179"/>
+    <w:bookmarkStart w:id="181" w:name="ref-wikipedia_contingency_table"/>
     <w:p>
       <w:pPr>
         <w:pStyle w:val="Bibliography"/>
@@ -23040,7 +23356,7 @@
       <w:r>
         <w:t xml:space="preserve"> </w:t>
       </w:r>
-      <w:hyperlink r:id="rId175">
+      <w:hyperlink r:id="rId180">
         <w:r>
           <w:rPr>
             <w:rStyle w:val="Hyperlink"/>
@@ -23049,8 +23365,8 @@
         </w:r>
       </w:hyperlink>
     </w:p>
-    <w:bookmarkEnd w:id="176"/>
-    <w:bookmarkStart w:id="178" w:name="ref-wikipedia_standard_score"/>
+    <w:bookmarkEnd w:id="181"/>
+    <w:bookmarkStart w:id="183" w:name="ref-wikipedia_standard_score"/>
     <w:p>
       <w:pPr>
         <w:pStyle w:val="Bibliography"/>
@@ -23097,7 +23413,7 @@
       <w:r>
         <w:t xml:space="preserve"> </w:t>
       </w:r>
-      <w:hyperlink r:id="rId177">
+      <w:hyperlink r:id="rId182">
         <w:r>
           <w:rPr>
             <w:rStyle w:val="Hyperlink"/>
@@ -23106,8 +23422,8 @@
         </w:r>
       </w:hyperlink>
     </w:p>
-    <w:bookmarkEnd w:id="178"/>
-    <w:bookmarkStart w:id="180" w:name="ref-james2021islr2e"/>
+    <w:bookmarkEnd w:id="183"/>
+    <w:bookmarkStart w:id="185" w:name="ref-james2021islr2e"/>
     <w:p>
       <w:pPr>
         <w:pStyle w:val="Bibliography"/>
@@ -23154,7 +23470,7 @@
       <w:r>
         <w:t xml:space="preserve"> </w:t>
       </w:r>
-      <w:hyperlink r:id="rId179">
+      <w:hyperlink r:id="rId184">
         <w:r>
           <w:rPr>
             <w:rStyle w:val="Hyperlink"/>
@@ -23166,8 +23482,8 @@
         <w:t xml:space="preserve">.</w:t>
       </w:r>
     </w:p>
-    <w:bookmarkEnd w:id="180"/>
-    <w:bookmarkStart w:id="181" w:name="ref-geron2017hands"/>
+    <w:bookmarkEnd w:id="185"/>
+    <w:bookmarkStart w:id="186" w:name="ref-geron2017hands"/>
     <w:p>
       <w:pPr>
         <w:pStyle w:val="Bibliography"/>
@@ -23240,8 +23556,8 @@
         <w:t xml:space="preserve">, 1st ed. O’Reilly Media, 2017.</w:t>
       </w:r>
     </w:p>
-    <w:bookmarkEnd w:id="181"/>
-    <w:bookmarkStart w:id="183" w:name="ref-wikipedia_feature_scaling"/>
+    <w:bookmarkEnd w:id="186"/>
+    <w:bookmarkStart w:id="188" w:name="ref-wikipedia_feature_scaling"/>
     <w:p>
       <w:pPr>
         <w:pStyle w:val="Bibliography"/>
@@ -23288,7 +23604,7 @@
       <w:r>
         <w:t xml:space="preserve"> </w:t>
       </w:r>
-      <w:hyperlink r:id="rId182">
+      <w:hyperlink r:id="rId187">
         <w:r>
           <w:rPr>
             <w:rStyle w:val="Hyperlink"/>
@@ -23297,9 +23613,9 @@
         </w:r>
       </w:hyperlink>
     </w:p>
-    <w:bookmarkEnd w:id="183"/>
-    <w:bookmarkEnd w:id="184"/>
-    <w:bookmarkEnd w:id="185"/>
+    <w:bookmarkEnd w:id="188"/>
+    <w:bookmarkEnd w:id="189"/>
+    <w:bookmarkEnd w:id="190"/>
     <w:sectPr>
       <w:footnotePr>
         <w:numRestart w:val="eachSect"/>
